--- a/论文工作区/第七版SC-RRT，一种基于自适应双向超椭球体采样约束的路径规划研究.docx
+++ b/论文工作区/第七版SC-RRT，一种基于自适应双向超椭球体采样约束的路径规划研究.docx
@@ -536,6 +536,9 @@
           <w:lang w:eastAsia="zh-CN"/>
         </w:rPr>
       </w:pPr>
+      <w:commentRangeStart w:id="1"/>
+      <w:commentRangeStart w:id="2"/>
+      <w:commentRangeStart w:id="3"/>
       <w:r>
         <w:rPr>
           <w:rFonts w:eastAsiaTheme="minorEastAsia" w:hint="eastAsia"/>
@@ -583,6 +586,42 @@
           <w:lang w:eastAsia="zh-CN"/>
         </w:rPr>
         <w:t>算法</w:t>
+      </w:r>
+      <w:commentRangeEnd w:id="1"/>
+      <w:r>
+        <w:rPr>
+          <w:rStyle w:val="af0"/>
+          <w:rFonts w:eastAsiaTheme="minorEastAsia"/>
+          <w:color w:val="EE0000"/>
+          <w:sz w:val="32"/>
+          <w:szCs w:val="32"/>
+          <w:lang w:eastAsia="zh-CN"/>
+        </w:rPr>
+        <w:commentReference w:id="1"/>
+      </w:r>
+      <w:commentRangeEnd w:id="2"/>
+      <w:r>
+        <w:rPr>
+          <w:rStyle w:val="af0"/>
+          <w:rFonts w:eastAsiaTheme="minorEastAsia"/>
+          <w:color w:val="EE0000"/>
+          <w:sz w:val="32"/>
+          <w:szCs w:val="32"/>
+          <w:lang w:eastAsia="zh-CN"/>
+        </w:rPr>
+        <w:commentReference w:id="2"/>
+      </w:r>
+      <w:commentRangeEnd w:id="3"/>
+      <w:r>
+        <w:rPr>
+          <w:rStyle w:val="af0"/>
+          <w:rFonts w:eastAsiaTheme="minorEastAsia"/>
+          <w:color w:val="EE0000"/>
+          <w:sz w:val="32"/>
+          <w:szCs w:val="32"/>
+          <w:lang w:eastAsia="zh-CN"/>
+        </w:rPr>
+        <w:commentReference w:id="3"/>
       </w:r>
     </w:p>
     <w:p>
@@ -1218,12 +1257,12 @@
         <w:spacing w:before="156"/>
         <w:ind w:left="220" w:firstLine="0"/>
         <w:rPr>
-          <w:rFonts w:eastAsiaTheme="minorEastAsia" w:hint="eastAsia"/>
-          <w:lang w:eastAsia="zh-CN"/>
-        </w:rPr>
-      </w:pPr>
-      <w:bookmarkStart w:id="1" w:name="Abstract"/>
-      <w:bookmarkEnd w:id="1"/>
+          <w:rFonts w:eastAsiaTheme="minorEastAsia"/>
+          <w:lang w:eastAsia="zh-CN"/>
+        </w:rPr>
+      </w:pPr>
+      <w:bookmarkStart w:id="4" w:name="Abstract"/>
+      <w:bookmarkEnd w:id="4"/>
       <w:r>
         <w:rPr>
           <w:spacing w:val="-2"/>
@@ -1312,52 +1351,58 @@
           <w:szCs w:val="22"/>
           <w:lang w:eastAsia="zh-CN"/>
         </w:rPr>
-        <w:t>引导机制，将全局路径规划过程分解为若干具有</w:t>
-      </w:r>
-      <w:r>
-        <w:rPr>
-          <w:rFonts w:eastAsiaTheme="minorEastAsia" w:hint="eastAsia"/>
+        <w:t>引导机制，将全局路径规划过程分解为</w:t>
+      </w:r>
+      <w:commentRangeStart w:id="5"/>
+      <w:commentRangeStart w:id="6"/>
+      <w:r>
+        <w:rPr>
+          <w:rFonts w:eastAsiaTheme="minorEastAsia"/>
           <w:sz w:val="22"/>
           <w:szCs w:val="22"/>
           <w:lang w:eastAsia="zh-CN"/>
         </w:rPr>
-        <w:t>明确</w:t>
-      </w:r>
-      <w:r>
-        <w:rPr>
-          <w:rFonts w:eastAsiaTheme="minorEastAsia"/>
+        <w:t>若干具有</w:t>
+      </w:r>
+      <w:r>
+        <w:rPr>
+          <w:rFonts w:eastAsiaTheme="minorEastAsia" w:hint="eastAsia"/>
           <w:sz w:val="22"/>
           <w:szCs w:val="22"/>
           <w:lang w:eastAsia="zh-CN"/>
         </w:rPr>
-        <w:t>几何约束的阶段性子问题</w:t>
-      </w:r>
-      <w:r>
-        <w:rPr>
-          <w:rFonts w:eastAsiaTheme="minorEastAsia" w:hint="eastAsia"/>
+        <w:t>明确</w:t>
+      </w:r>
+      <w:r>
+        <w:rPr>
+          <w:rFonts w:eastAsiaTheme="minorEastAsia"/>
           <w:sz w:val="22"/>
           <w:szCs w:val="22"/>
           <w:lang w:eastAsia="zh-CN"/>
         </w:rPr>
-        <w:t>，</w:t>
-      </w:r>
-      <w:r>
-        <w:rPr>
+        <w:t>几何约束</w:t>
+      </w:r>
+      <w:commentRangeEnd w:id="5"/>
+      <w:r>
+        <w:rPr>
+          <w:rStyle w:val="af0"/>
           <w:rFonts w:eastAsiaTheme="minorEastAsia"/>
           <w:sz w:val="22"/>
           <w:szCs w:val="22"/>
           <w:lang w:eastAsia="zh-CN"/>
         </w:rPr>
-        <w:t>不仅减少了探索的盲目性，而且使树能够高效地应对各种复杂环境，而不仅仅是快速地处理狭窄的通道。</w:t>
-      </w:r>
-      <w:r>
-        <w:rPr>
+        <w:commentReference w:id="5"/>
+      </w:r>
+      <w:commentRangeEnd w:id="6"/>
+      <w:r>
+        <w:rPr>
+          <w:rStyle w:val="af0"/>
           <w:rFonts w:eastAsiaTheme="minorEastAsia"/>
           <w:sz w:val="22"/>
           <w:szCs w:val="22"/>
           <w:lang w:eastAsia="zh-CN"/>
         </w:rPr>
-        <w:t>结合</w:t>
+        <w:commentReference w:id="6"/>
       </w:r>
       <w:r>
         <w:rPr>
@@ -1366,17 +1411,18 @@
           <w:szCs w:val="22"/>
           <w:lang w:eastAsia="zh-CN"/>
         </w:rPr>
-        <w:t>PID</w:t>
-      </w:r>
-      <w:r>
-        <w:rPr>
-          <w:rFonts w:eastAsiaTheme="minorEastAsia"/>
+        <w:t>的阶段性子问题</w:t>
+      </w:r>
+      <w:r>
+        <w:rPr>
+          <w:rFonts w:eastAsiaTheme="minorEastAsia" w:hint="eastAsia"/>
           <w:sz w:val="22"/>
           <w:szCs w:val="22"/>
           <w:lang w:eastAsia="zh-CN"/>
         </w:rPr>
-        <w:t>控制器</w:t>
-      </w:r>
+        <w:t>，</w:t>
+      </w:r>
+      <w:commentRangeStart w:id="7"/>
       <w:r>
         <w:rPr>
           <w:rFonts w:eastAsiaTheme="minorEastAsia"/>
@@ -1384,17 +1430,20 @@
           <w:szCs w:val="22"/>
           <w:lang w:eastAsia="zh-CN"/>
         </w:rPr>
-        <w:t>构建动态</w:t>
-      </w:r>
-      <w:r>
-        <w:rPr>
-          <w:rFonts w:eastAsiaTheme="minorEastAsia" w:hint="eastAsia"/>
+        <w:t>不仅减少了探索的盲目性，而且使树能够高效地应对各种复杂环境，而不仅仅是快速地处理狭窄的通道。</w:t>
+      </w:r>
+      <w:commentRangeEnd w:id="7"/>
+      <w:r>
+        <w:rPr>
+          <w:rStyle w:val="af0"/>
+          <w:rFonts w:eastAsiaTheme="minorEastAsia"/>
           <w:sz w:val="22"/>
           <w:szCs w:val="22"/>
           <w:lang w:eastAsia="zh-CN"/>
         </w:rPr>
-        <w:t>知情采样子集</w:t>
-      </w:r>
+        <w:commentReference w:id="7"/>
+      </w:r>
+      <w:commentRangeStart w:id="8"/>
       <w:r>
         <w:rPr>
           <w:rFonts w:eastAsiaTheme="minorEastAsia"/>
@@ -1402,16 +1451,16 @@
           <w:szCs w:val="22"/>
           <w:lang w:eastAsia="zh-CN"/>
         </w:rPr>
-        <w:t>，自适应权衡全局探索与局部精准采样的比例，有效引导双树协同推进并规避无效扩展</w:t>
-      </w:r>
-      <w:r>
-        <w:rPr>
-          <w:rFonts w:eastAsiaTheme="minorEastAsia" w:hint="eastAsia"/>
+        <w:t>结合</w:t>
+      </w:r>
+      <w:r>
+        <w:rPr>
+          <w:rFonts w:eastAsiaTheme="minorEastAsia"/>
           <w:sz w:val="22"/>
           <w:szCs w:val="22"/>
           <w:lang w:eastAsia="zh-CN"/>
         </w:rPr>
-        <w:t>，</w:t>
+        <w:t>PID</w:t>
       </w:r>
       <w:r>
         <w:rPr>
@@ -1420,61 +1469,129 @@
           <w:szCs w:val="22"/>
           <w:lang w:eastAsia="zh-CN"/>
         </w:rPr>
-        <w:t>保证可行性的</w:t>
-      </w:r>
-      <w:r>
-        <w:rPr>
-          <w:rFonts w:eastAsiaTheme="minorEastAsia" w:hint="eastAsia"/>
+        <w:t>控制器</w:t>
+      </w:r>
+      <w:r>
+        <w:rPr>
+          <w:rFonts w:eastAsiaTheme="minorEastAsia"/>
           <w:sz w:val="22"/>
           <w:szCs w:val="22"/>
           <w:lang w:eastAsia="zh-CN"/>
         </w:rPr>
-        <w:t>同时</w:t>
-      </w:r>
-      <w:r>
-        <w:rPr>
-          <w:rFonts w:eastAsiaTheme="minorEastAsia"/>
+        <w:t>构建动态</w:t>
+      </w:r>
+      <w:r>
+        <w:rPr>
+          <w:rFonts w:eastAsiaTheme="minorEastAsia" w:hint="eastAsia"/>
           <w:sz w:val="22"/>
           <w:szCs w:val="22"/>
           <w:lang w:eastAsia="zh-CN"/>
         </w:rPr>
-        <w:t>加速算法收敛</w:t>
-      </w:r>
-      <w:r>
-        <w:rPr>
-          <w:rFonts w:eastAsiaTheme="minorEastAsia" w:hint="eastAsia"/>
+        <w:t>知情采样子集</w:t>
+      </w:r>
+      <w:r>
+        <w:rPr>
+          <w:rFonts w:eastAsiaTheme="minorEastAsia"/>
           <w:sz w:val="22"/>
           <w:szCs w:val="22"/>
           <w:lang w:eastAsia="zh-CN"/>
         </w:rPr>
-        <w:t>过程</w:t>
-      </w:r>
-      <w:r>
-        <w:rPr>
-          <w:rFonts w:eastAsiaTheme="minorEastAsia"/>
+        <w:t>，自适应权衡全局探索与局部精准采样的比例，有效引导双树协同推进并规避无效扩展</w:t>
+      </w:r>
+      <w:r>
+        <w:rPr>
+          <w:rFonts w:eastAsiaTheme="minorEastAsia" w:hint="eastAsia"/>
           <w:sz w:val="22"/>
           <w:szCs w:val="22"/>
           <w:lang w:eastAsia="zh-CN"/>
         </w:rPr>
-        <w:t>。</w:t>
-      </w:r>
-      <w:r>
-        <w:rPr>
-          <w:rFonts w:eastAsiaTheme="minorEastAsia" w:hint="eastAsia"/>
+        <w:t>，</w:t>
+      </w:r>
+      <w:r>
+        <w:rPr>
+          <w:rFonts w:eastAsiaTheme="minorEastAsia"/>
           <w:sz w:val="22"/>
           <w:szCs w:val="22"/>
           <w:lang w:eastAsia="zh-CN"/>
         </w:rPr>
-        <w:t>通过</w:t>
-      </w:r>
-      <w:r>
-        <w:rPr>
-          <w:rFonts w:eastAsiaTheme="minorEastAsia"/>
+        <w:t>保证可行性的</w:t>
+      </w:r>
+      <w:r>
+        <w:rPr>
+          <w:rFonts w:eastAsiaTheme="minorEastAsia" w:hint="eastAsia"/>
           <w:sz w:val="22"/>
           <w:szCs w:val="22"/>
           <w:lang w:eastAsia="zh-CN"/>
         </w:rPr>
+        <w:t>同时</w:t>
+      </w:r>
+      <w:r>
+        <w:rPr>
+          <w:rFonts w:eastAsiaTheme="minorEastAsia"/>
+          <w:sz w:val="22"/>
+          <w:szCs w:val="22"/>
+          <w:lang w:eastAsia="zh-CN"/>
+        </w:rPr>
+        <w:t>加速算法收敛</w:t>
+      </w:r>
+      <w:r>
+        <w:rPr>
+          <w:rFonts w:eastAsiaTheme="minorEastAsia" w:hint="eastAsia"/>
+          <w:sz w:val="22"/>
+          <w:szCs w:val="22"/>
+          <w:lang w:eastAsia="zh-CN"/>
+        </w:rPr>
+        <w:t>过程</w:t>
+      </w:r>
+      <w:r>
+        <w:rPr>
+          <w:rFonts w:eastAsiaTheme="minorEastAsia"/>
+          <w:sz w:val="22"/>
+          <w:szCs w:val="22"/>
+          <w:lang w:eastAsia="zh-CN"/>
+        </w:rPr>
+        <w:t>。</w:t>
+      </w:r>
+      <w:commentRangeEnd w:id="8"/>
+      <w:r>
+        <w:rPr>
+          <w:rStyle w:val="af0"/>
+          <w:rFonts w:eastAsiaTheme="minorEastAsia" w:hint="eastAsia"/>
+          <w:sz w:val="22"/>
+          <w:szCs w:val="22"/>
+          <w:lang w:eastAsia="zh-CN"/>
+        </w:rPr>
+        <w:commentReference w:id="8"/>
+      </w:r>
+      <w:commentRangeStart w:id="9"/>
+      <w:r>
+        <w:rPr>
+          <w:rFonts w:eastAsiaTheme="minorEastAsia" w:hint="eastAsia"/>
+          <w:sz w:val="22"/>
+          <w:szCs w:val="22"/>
+          <w:lang w:eastAsia="zh-CN"/>
+        </w:rPr>
+        <w:t>通过</w:t>
+      </w:r>
+      <w:r>
+        <w:rPr>
+          <w:rFonts w:eastAsiaTheme="minorEastAsia"/>
+          <w:sz w:val="22"/>
+          <w:szCs w:val="22"/>
+          <w:lang w:eastAsia="zh-CN"/>
+        </w:rPr>
         <w:t>融合非对称超椭球体约束策略与三维帕累托支配节点选择机制，同时在探索效率、路径代价与曲折度之间动态平衡，显著加快了向最优路径解的收敛速度。</w:t>
+      </w:r>
+      <w:commentRangeEnd w:id="9"/>
+      <w:r>
+        <w:rPr>
+          <w:rStyle w:val="af0"/>
+          <w:rFonts w:eastAsiaTheme="minorEastAsia"/>
+          <w:sz w:val="22"/>
+          <w:szCs w:val="22"/>
+          <w:lang w:eastAsia="zh-CN"/>
+        </w:rPr>
+        <w:commentReference w:id="9"/>
       </w:r>
     </w:p>
     <w:p>
@@ -1484,7 +1601,7 @@
         <w:ind w:left="220" w:right="110" w:firstLine="500"/>
         <w:jc w:val="both"/>
         <w:rPr>
-          <w:rFonts w:eastAsiaTheme="minorEastAsia"/>
+          <w:rFonts w:eastAsiaTheme="minorEastAsia" w:hint="eastAsia"/>
           <w:sz w:val="22"/>
           <w:szCs w:val="22"/>
           <w:lang w:eastAsia="zh-CN"/>
@@ -1492,21 +1609,21 @@
       </w:pPr>
       <w:r>
         <w:rPr>
-          <w:rFonts w:eastAsiaTheme="minorEastAsia" w:hint="eastAsia"/>
+          <w:rFonts w:eastAsiaTheme="minorEastAsia"/>
           <w:sz w:val="22"/>
           <w:szCs w:val="22"/>
           <w:lang w:eastAsia="zh-CN"/>
         </w:rPr>
-        <w:t>经过</w:t>
-      </w:r>
-      <w:r>
-        <w:rPr>
-          <w:rFonts w:eastAsiaTheme="minorEastAsia"/>
+        <w:t>仿真实验</w:t>
+      </w:r>
+      <w:r>
+        <w:rPr>
+          <w:rFonts w:eastAsiaTheme="minorEastAsia" w:hint="eastAsia"/>
           <w:sz w:val="22"/>
           <w:szCs w:val="22"/>
           <w:lang w:eastAsia="zh-CN"/>
         </w:rPr>
-        <w:t>大量的仿真实验</w:t>
+        <w:t>结果实验表明</w:t>
       </w:r>
       <w:r>
         <w:rPr>
@@ -1515,16 +1632,17 @@
           <w:szCs w:val="22"/>
           <w:lang w:eastAsia="zh-CN"/>
         </w:rPr>
-        <w:t>，针对不同障碍密度与空间维度场景，</w:t>
-      </w:r>
-      <w:r>
-        <w:rPr>
-          <w:rFonts w:eastAsiaTheme="minorEastAsia"/>
+        <w:t>，</w:t>
+      </w:r>
+      <w:r>
+        <w:rPr>
+          <w:rFonts w:eastAsiaTheme="minorEastAsia" w:hint="eastAsia"/>
           <w:sz w:val="22"/>
           <w:szCs w:val="22"/>
-          <w:lang w:eastAsia="zh-CN"/>
-        </w:rPr>
-        <w:t>系统验证了</w:t>
+          <w:highlight w:val="yellow"/>
+          <w:lang w:eastAsia="zh-CN"/>
+        </w:rPr>
+        <w:t>（三个算法都描述名字指名道姓）</w:t>
       </w:r>
       <w:r>
         <w:rPr>
@@ -1533,7 +1651,7 @@
           <w:szCs w:val="22"/>
           <w:lang w:eastAsia="zh-CN"/>
         </w:rPr>
-        <w:t>算法</w:t>
+        <w:t>针对不同障碍密度与空间维度场景，</w:t>
       </w:r>
       <w:r>
         <w:rPr>
@@ -1542,7 +1660,7 @@
           <w:szCs w:val="22"/>
           <w:lang w:eastAsia="zh-CN"/>
         </w:rPr>
-        <w:t>的优越性，证明了</w:t>
+        <w:t>系统验证了</w:t>
       </w:r>
       <w:r>
         <w:rPr>
@@ -1551,7 +1669,7 @@
           <w:szCs w:val="22"/>
           <w:lang w:eastAsia="zh-CN"/>
         </w:rPr>
-        <w:t>SC-RRT</w:t>
+        <w:t>算法</w:t>
       </w:r>
       <w:r>
         <w:rPr>
@@ -1560,17 +1678,63 @@
           <w:szCs w:val="22"/>
           <w:lang w:eastAsia="zh-CN"/>
         </w:rPr>
-        <w:t>在各类复杂障碍环境下的路径规划中具备优异的稳定性、鲁棒性及工程应用价值。</w:t>
+        <w:t>的优越性，证明了</w:t>
+      </w:r>
+      <w:r>
+        <w:rPr>
+          <w:rFonts w:eastAsiaTheme="minorEastAsia"/>
+          <w:sz w:val="22"/>
+          <w:szCs w:val="22"/>
+          <w:lang w:eastAsia="zh-CN"/>
+        </w:rPr>
+        <w:t>SC-RRT</w:t>
+      </w:r>
+      <w:r>
+        <w:rPr>
+          <w:rFonts w:eastAsiaTheme="minorEastAsia"/>
+          <w:sz w:val="22"/>
+          <w:szCs w:val="22"/>
+          <w:lang w:eastAsia="zh-CN"/>
+        </w:rPr>
+        <w:t>在各类复杂障碍环境下的路径规划中</w:t>
+      </w:r>
+      <w:commentRangeStart w:id="10"/>
+      <w:r>
+        <w:rPr>
+          <w:rFonts w:eastAsiaTheme="minorEastAsia"/>
+          <w:sz w:val="22"/>
+          <w:szCs w:val="22"/>
+          <w:lang w:eastAsia="zh-CN"/>
+        </w:rPr>
+        <w:t>具备优异的稳定性</w:t>
+      </w:r>
+      <w:commentRangeEnd w:id="10"/>
+      <w:r>
+        <w:rPr>
+          <w:rStyle w:val="af0"/>
+          <w:rFonts w:eastAsiaTheme="minorEastAsia"/>
+          <w:sz w:val="22"/>
+          <w:szCs w:val="22"/>
+          <w:lang w:eastAsia="zh-CN"/>
+        </w:rPr>
+        <w:commentReference w:id="10"/>
+      </w:r>
+      <w:r>
+        <w:rPr>
+          <w:rFonts w:eastAsiaTheme="minorEastAsia"/>
+          <w:sz w:val="22"/>
+          <w:szCs w:val="22"/>
+          <w:lang w:eastAsia="zh-CN"/>
+        </w:rPr>
+        <w:t>、鲁棒性及工程应用价值。</w:t>
       </w:r>
     </w:p>
     <w:p>
       <w:pPr>
         <w:pStyle w:val="a3"/>
-        <w:spacing w:before="9" w:line="261" w:lineRule="auto"/>
-        <w:ind w:left="220" w:right="110" w:firstLine="500"/>
-        <w:jc w:val="both"/>
-        <w:rPr>
-          <w:rFonts w:eastAsiaTheme="minorEastAsia"/>
+        <w:rPr>
+          <w:rFonts w:eastAsiaTheme="minorEastAsia" w:hint="eastAsia"/>
+          <w:sz w:val="21"/>
           <w:lang w:eastAsia="zh-CN"/>
         </w:rPr>
       </w:pPr>
@@ -1578,26 +1742,40 @@
     <w:p>
       <w:pPr>
         <w:pStyle w:val="a3"/>
-        <w:spacing w:before="9" w:line="261" w:lineRule="auto"/>
-        <w:ind w:left="220" w:right="110" w:firstLine="500"/>
-        <w:jc w:val="both"/>
-        <w:rPr>
-          <w:rFonts w:eastAsiaTheme="minorEastAsia" w:hint="eastAsia"/>
-          <w:sz w:val="22"/>
-          <w:szCs w:val="22"/>
-          <w:lang w:eastAsia="zh-CN"/>
-        </w:rPr>
-      </w:pPr>
+        <w:ind w:firstLineChars="200" w:firstLine="420"/>
+        <w:rPr>
+          <w:rFonts w:eastAsiaTheme="minorEastAsia"/>
+          <w:sz w:val="21"/>
+          <w:lang w:eastAsia="zh-CN"/>
+        </w:rPr>
+      </w:pPr>
+      <w:r>
+        <w:rPr>
+          <w:rFonts w:eastAsiaTheme="minorEastAsia"/>
+          <w:sz w:val="21"/>
+          <w:lang w:eastAsia="zh-CN"/>
+        </w:rPr>
+        <w:t>This paper proposes an SC-RRT path planning algorithm based on adaptive bidirectional superellipsoid constraint sampling. It aims to solve the problems of traditional algorithms such as large redundant computation, low convergence efficiency, and poor path quality caused by uniform sampling in the entire space, and is particularly suitable for complex working environments with high dimensions and dense obstacles.</w:t>
+      </w:r>
     </w:p>
     <w:p>
       <w:pPr>
         <w:pStyle w:val="a3"/>
+        <w:ind w:firstLineChars="200" w:firstLine="420"/>
         <w:rPr>
           <w:rFonts w:eastAsiaTheme="minorEastAsia"/>
           <w:sz w:val="21"/>
           <w:lang w:eastAsia="zh-CN"/>
         </w:rPr>
       </w:pPr>
+      <w:r>
+        <w:rPr>
+          <w:rFonts w:eastAsiaTheme="minorEastAsia"/>
+          <w:sz w:val="21"/>
+          <w:lang w:eastAsia="zh-CN"/>
+        </w:rPr>
+        <w:t>Based on the bidirectional parallel expansion framework, the algorithm introduces an intermediate point guidance mechanism, decomposing the global path planning process into several sub-problems with clear geometric constraints. Combined with a PID controller, a dynamic informed sampling subset is constructed to adaptively balance the ratio of global exploration and local precise sampling, effectively guiding the collaborative advancement of dual trees and avoiding invalid expansion, ensuring feasibility while accelerating the algorithm convergence process. By integrating the asymmetric superellipsoid constraint strategy and the three-dimensional Pareto-dominant node selection mechanism, the algorithm dynamically balances exploration efficiency, path cost, and tortuosity, significantly accelerating the convergence speed to the optimal path solution.</w:t>
+      </w:r>
     </w:p>
     <w:p>
       <w:pPr>
@@ -1615,72 +1793,34 @@
           <w:sz w:val="21"/>
           <w:lang w:eastAsia="zh-CN"/>
         </w:rPr>
-        <w:t>This paper proposes an SC-RRT path planning algorithm based on adaptive bidirectional superellipsoid constraint sampling. It aims to solve the problems of traditional algorithms such as large redundant computation, low convergence efficiency, and poor path quality caused by uniform sampling in the entire space, and is particularly suitable for complex working environments with high dimensions and dense obstacles.</w:t>
+        <w:t>Through extensive simulation experiments, the superiority of the algorithm has been systematically verified for scenarios with different obstacle densities and spatial dimensions, proving that SC-RRT has excellent stability, robustness, and engineering application value in path planning under various complex obstacle environments.</w:t>
       </w:r>
     </w:p>
     <w:p>
       <w:pPr>
         <w:pStyle w:val="a3"/>
-        <w:ind w:firstLineChars="200" w:firstLine="420"/>
         <w:rPr>
           <w:rFonts w:eastAsiaTheme="minorEastAsia"/>
           <w:sz w:val="21"/>
           <w:lang w:eastAsia="zh-CN"/>
         </w:rPr>
       </w:pPr>
-      <w:r>
-        <w:rPr>
-          <w:rFonts w:eastAsiaTheme="minorEastAsia"/>
-          <w:sz w:val="21"/>
-          <w:lang w:eastAsia="zh-CN"/>
-        </w:rPr>
-        <w:t>Based on the bidirectional parallel expansion framework, the algorithm introduces an intermediate point guidance mechanism, decomposing the global path planning process into several sub-problems with clear geometric constraints. Combined with a PID controller, a dynamic informed sampling subset is constructed to adaptively balance the ratio of global exploration and local precise sampling, effectively guiding the collaborative advancement of dual trees and avoiding invalid expansion, ensuring feasibility while accelerating the algorithm convergence process. By integrating the asymmetric superellipsoid constraint strategy and the three-dimensional Pareto-dominant node selection mechanism, the algorithm dynamically balances exploration efficiency, path cost, and tortuosity, significantly accelerating the convergence speed to the optimal path solution.</w:t>
-      </w:r>
     </w:p>
     <w:p>
       <w:pPr>
         <w:pStyle w:val="a3"/>
-        <w:ind w:firstLineChars="200" w:firstLine="420"/>
         <w:rPr>
           <w:rFonts w:eastAsiaTheme="minorEastAsia"/>
           <w:sz w:val="21"/>
           <w:lang w:eastAsia="zh-CN"/>
         </w:rPr>
       </w:pPr>
-      <w:r>
-        <w:rPr>
-          <w:rFonts w:eastAsiaTheme="minorEastAsia"/>
-          <w:sz w:val="21"/>
-          <w:lang w:eastAsia="zh-CN"/>
-        </w:rPr>
-        <w:t>Through extensive simulation experiments, the superiority of the algorithm has been systematically verified for scenarios with different obstacle densities and spatial dimensions, proving that SC-RRT has excellent stability, robustness, and engineering application value in path planning under various complex obstacle environments.</w:t>
-      </w:r>
     </w:p>
     <w:p>
       <w:pPr>
         <w:pStyle w:val="a3"/>
         <w:rPr>
           <w:rFonts w:eastAsiaTheme="minorEastAsia"/>
-          <w:sz w:val="21"/>
-          <w:lang w:eastAsia="zh-CN"/>
-        </w:rPr>
-      </w:pPr>
-    </w:p>
-    <w:p>
-      <w:pPr>
-        <w:pStyle w:val="a3"/>
-        <w:rPr>
-          <w:rFonts w:eastAsiaTheme="minorEastAsia"/>
-          <w:sz w:val="21"/>
-          <w:lang w:eastAsia="zh-CN"/>
-        </w:rPr>
-      </w:pPr>
-    </w:p>
-    <w:p>
-      <w:pPr>
-        <w:pStyle w:val="a3"/>
-        <w:rPr>
-          <w:rFonts w:eastAsiaTheme="minorEastAsia" w:hint="eastAsia"/>
           <w:sz w:val="21"/>
           <w:lang w:eastAsia="zh-CN"/>
         </w:rPr>
@@ -1749,13 +1889,13 @@
     <w:p>
       <w:pPr>
         <w:rPr>
-          <w:rFonts w:eastAsiaTheme="minorEastAsia" w:hint="eastAsia"/>
+          <w:rFonts w:eastAsiaTheme="minorEastAsia"/>
           <w:sz w:val="19"/>
           <w:lang w:eastAsia="zh-CN"/>
         </w:rPr>
         <w:sectPr>
-          <w:footerReference w:type="even" r:id="rId10"/>
-          <w:footerReference w:type="default" r:id="rId11"/>
+          <w:footerReference w:type="even" r:id="rId14"/>
+          <w:footerReference w:type="default" r:id="rId15"/>
           <w:type w:val="continuous"/>
           <w:pgSz w:w="11910" w:h="15820"/>
           <w:pgMar w:top="540" w:right="900" w:bottom="1120" w:left="800" w:header="0" w:footer="939" w:gutter="0"/>
@@ -1776,8 +1916,8 @@
         </w:tabs>
         <w:spacing w:before="109"/>
       </w:pPr>
-      <w:bookmarkStart w:id="2" w:name="1_Introduction"/>
-      <w:bookmarkEnd w:id="2"/>
+      <w:bookmarkStart w:id="11" w:name="1_Introduction"/>
+      <w:bookmarkEnd w:id="11"/>
       <w:r>
         <w:rPr>
           <w:spacing w:val="-2"/>
@@ -2092,7 +2232,7 @@
         </w:rPr>
         <w:t>例如，</w:t>
       </w:r>
-      <w:commentRangeStart w:id="3"/>
+      <w:commentRangeStart w:id="12"/>
       <w:r>
         <w:rPr>
           <w:rFonts w:eastAsiaTheme="minorEastAsia"/>
@@ -2107,7 +2247,7 @@
         </w:rPr>
         <w:t>等提出的</w:t>
       </w:r>
-      <w:bookmarkStart w:id="4" w:name="OLE_LINK3"/>
+      <w:bookmarkStart w:id="13" w:name="OLE_LINK3"/>
       <w:r>
         <w:rPr>
           <w:rFonts w:eastAsiaTheme="minorEastAsia"/>
@@ -2115,7 +2255,7 @@
         </w:rPr>
         <w:t>MS-BI-RRT*</w:t>
       </w:r>
-      <w:bookmarkEnd w:id="4"/>
+      <w:bookmarkEnd w:id="13"/>
       <w:r>
         <w:rPr>
           <w:rFonts w:eastAsiaTheme="minorEastAsia"/>
@@ -2179,7 +2319,7 @@
         </w:rPr>
         <w:t>。</w:t>
       </w:r>
-      <w:commentRangeEnd w:id="3"/>
+      <w:commentRangeEnd w:id="12"/>
       <w:r>
         <w:rPr>
           <w:rStyle w:val="af0"/>
@@ -2188,7 +2328,7 @@
           <w:szCs w:val="22"/>
           <w:lang w:eastAsia="zh-CN"/>
         </w:rPr>
-        <w:commentReference w:id="3"/>
+        <w:commentReference w:id="12"/>
       </w:r>
       <w:r>
         <w:rPr>
@@ -2256,7 +2396,7 @@
         </w:rPr>
         <w:t>进行结构性改进。</w:t>
       </w:r>
-      <w:commentRangeStart w:id="5"/>
+      <w:commentRangeStart w:id="14"/>
       <w:r>
         <w:rPr>
           <w:rFonts w:eastAsiaTheme="minorEastAsia"/>
@@ -2299,7 +2439,7 @@
         </w:rPr>
         <w:t>。</w:t>
       </w:r>
-      <w:commentRangeEnd w:id="5"/>
+      <w:commentRangeEnd w:id="14"/>
       <w:r>
         <w:rPr>
           <w:rStyle w:val="af0"/>
@@ -2308,7 +2448,7 @@
           <w:szCs w:val="22"/>
           <w:lang w:eastAsia="zh-CN"/>
         </w:rPr>
-        <w:commentReference w:id="5"/>
+        <w:commentReference w:id="14"/>
       </w:r>
       <w:r>
         <w:rPr>
@@ -2973,7 +3113,7 @@
         </w:rPr>
         <w:t>lgorithm statement</w:t>
       </w:r>
-      <w:bookmarkStart w:id="6" w:name="OLE_LINK1"/>
+      <w:bookmarkStart w:id="15" w:name="OLE_LINK1"/>
     </w:p>
     <w:p>
       <w:pPr>
@@ -3016,15 +3156,24 @@
           <w:w w:val="110"/>
         </w:rPr>
       </w:pPr>
-      <w:bookmarkStart w:id="7" w:name="OLE_LINK2"/>
-      <w:bookmarkEnd w:id="6"/>
+      <w:bookmarkStart w:id="16" w:name="OLE_LINK2"/>
+      <w:bookmarkEnd w:id="15"/>
       <w:r>
         <w:rPr>
           <w:rFonts w:ascii="宋体" w:eastAsia="宋体" w:hAnsi="宋体" w:cs="宋体" w:hint="eastAsia"/>
           <w:spacing w:val="-2"/>
           <w:w w:val="110"/>
-        </w:rPr>
-        <w:t>算法设计思路</w:t>
+          <w:lang w:eastAsia="zh-CN"/>
+        </w:rPr>
+        <w:t>SC-RRT</w:t>
+      </w:r>
+      <w:r>
+        <w:rPr>
+          <w:rFonts w:ascii="宋体" w:eastAsia="宋体" w:hAnsi="宋体" w:cs="宋体" w:hint="eastAsia"/>
+          <w:spacing w:val="-2"/>
+          <w:w w:val="110"/>
+        </w:rPr>
+        <w:t>算法</w:t>
       </w:r>
     </w:p>
     <w:p>
@@ -3078,22 +3227,31 @@
           <w:color w:val="000000" w:themeColor="text1"/>
           <w:lang w:eastAsia="zh-CN"/>
         </w:rPr>
-        <w:t>一种基于自适应双向超椭球体约束的采样策略，其整体思想如图</w:t>
-      </w:r>
+        <w:t>一种基于自适应双向超椭球体约束的采样策略，其</w:t>
+      </w:r>
+      <w:commentRangeStart w:id="17"/>
       <w:r>
         <w:rPr>
           <w:rFonts w:eastAsiaTheme="minorEastAsia"/>
           <w:color w:val="000000" w:themeColor="text1"/>
           <w:lang w:eastAsia="zh-CN"/>
         </w:rPr>
-        <w:t xml:space="preserve"> </w:t>
-      </w:r>
-      <w:r>
-        <w:rPr>
-          <w:rFonts w:eastAsiaTheme="minorEastAsia" w:hint="eastAsia"/>
+        <w:t>整体思想如图</w:t>
+      </w:r>
+      <w:r>
+        <w:rPr>
+          <w:rFonts w:eastAsiaTheme="minorEastAsia"/>
           <w:color w:val="000000" w:themeColor="text1"/>
           <w:lang w:eastAsia="zh-CN"/>
         </w:rPr>
+        <w:t xml:space="preserve"> </w:t>
+      </w:r>
+      <w:r>
+        <w:rPr>
+          <w:rFonts w:eastAsiaTheme="minorEastAsia" w:hint="eastAsia"/>
+          <w:color w:val="000000" w:themeColor="text1"/>
+          <w:lang w:eastAsia="zh-CN"/>
+        </w:rPr>
         <w:t xml:space="preserve">1 </w:t>
       </w:r>
       <w:r>
@@ -3102,7 +3260,27 @@
           <w:color w:val="000000" w:themeColor="text1"/>
           <w:lang w:eastAsia="zh-CN"/>
         </w:rPr>
-        <w:t>所示。该方法在传统知情采样框架的基础上，引入中介</w:t>
+        <w:t>所示</w:t>
+      </w:r>
+      <w:commentRangeEnd w:id="17"/>
+      <w:r>
+        <w:rPr>
+          <w:rStyle w:val="af0"/>
+          <w:rFonts w:eastAsiaTheme="minorEastAsia"/>
+          <w:color w:val="000000" w:themeColor="text1"/>
+          <w:sz w:val="22"/>
+          <w:szCs w:val="22"/>
+          <w:lang w:eastAsia="zh-CN"/>
+        </w:rPr>
+        <w:commentReference w:id="17"/>
+      </w:r>
+      <w:r>
+        <w:rPr>
+          <w:rFonts w:eastAsiaTheme="minorEastAsia"/>
+          <w:color w:val="000000" w:themeColor="text1"/>
+          <w:lang w:eastAsia="zh-CN"/>
+        </w:rPr>
+        <w:t>。该方法在传统知情采样框架的基础上，引入中介</w:t>
       </w:r>
       <w:r>
         <w:rPr>
@@ -3835,7 +4013,7 @@
         </w:rPr>
         <w:t>环节的协同，得到最终修正后的</w:t>
       </w:r>
-      <w:bookmarkStart w:id="8" w:name="OLE_LINK5"/>
+      <w:bookmarkStart w:id="18" w:name="OLE_LINK5"/>
       <w:r>
         <w:rPr>
           <w:rFonts w:eastAsiaTheme="minorEastAsia" w:hint="eastAsia"/>
@@ -3843,7 +4021,7 @@
         </w:rPr>
         <w:t>路径总代价预估</w:t>
       </w:r>
-      <w:bookmarkEnd w:id="8"/>
+      <w:bookmarkEnd w:id="18"/>
       <w:r>
         <w:rPr>
           <w:rFonts w:eastAsiaTheme="minorEastAsia" w:hint="eastAsia"/>
@@ -4031,10 +4209,10 @@
             <v:path o:extrusionok="f" gradientshapeok="t" o:connecttype="rect"/>
             <o:lock v:ext="edit" aspectratio="t"/>
           </v:shapetype>
-          <v:shape id="_x0000_i1025" type="#_x0000_t75" style="width:377pt;height:23.1pt" o:ole="">
+          <v:shape id="_x0000_i1025" type="#_x0000_t75" style="width:376.85pt;height:23.25pt" o:ole="">
             <v:imagedata r:id="rId18" o:title=""/>
           </v:shape>
-          <o:OLEObject Type="Embed" ProgID="Equation.DSMT4" ShapeID="_x0000_i1025" DrawAspect="Content" ObjectID="_1830881522" r:id="rId19"/>
+          <o:OLEObject Type="Embed" ProgID="Equation.DSMT4" ShapeID="_x0000_i1025" DrawAspect="Content" ObjectID="_1830890094" r:id="rId19"/>
         </w:object>
       </w:r>
     </w:p>
@@ -4127,6 +4305,7 @@
           <w:lang w:eastAsia="zh-CN"/>
         </w:rPr>
       </w:pPr>
+      <w:commentRangeStart w:id="19"/>
       <w:r>
         <w:rPr>
           <w:rFonts w:ascii="宋体" w:eastAsia="宋体" w:hAnsi="宋体" w:cs="宋体" w:hint="eastAsia"/>
@@ -4221,10 +4400,10 @@
           <w:position w:val="-10"/>
         </w:rPr>
         <w:object w:dxaOrig="480" w:dyaOrig="300" w14:anchorId="03F1CC80">
-          <v:shape id="_x0000_i1026" type="#_x0000_t75" style="width:24.45pt;height:14.95pt" o:ole="">
+          <v:shape id="_x0000_i1026" type="#_x0000_t75" style="width:24.6pt;height:15.05pt" o:ole="">
             <v:imagedata r:id="rId20" o:title=""/>
           </v:shape>
-          <o:OLEObject Type="Embed" ProgID="Equation.DSMT4" ShapeID="_x0000_i1026" DrawAspect="Content" ObjectID="_1830881523" r:id="rId21"/>
+          <o:OLEObject Type="Embed" ProgID="Equation.DSMT4" ShapeID="_x0000_i1026" DrawAspect="Content" ObjectID="_1830890095" r:id="rId21"/>
         </w:object>
       </w:r>
       <w:r>
@@ -4277,7 +4456,7 @@
         <w:t>环境适应性”多目标平衡，使其在复杂场景中更精准的筛选最优节点。</w:t>
       </w:r>
     </w:p>
-    <w:bookmarkStart w:id="9" w:name="OLE_LINK10"/>
+    <w:bookmarkStart w:id="20" w:name="OLE_LINK10"/>
     <w:p>
       <w:pPr>
         <w:pStyle w:val="ac"/>
@@ -4290,13 +4469,13 @@
           <w:position w:val="-16"/>
         </w:rPr>
         <w:object w:dxaOrig="8320" w:dyaOrig="520" w14:anchorId="11C718C0">
-          <v:shape id="_x0000_i1027" type="#_x0000_t75" style="width:349.8pt;height:21.75pt" o:ole="">
+          <v:shape id="_x0000_i1027" type="#_x0000_t75" style="width:349.95pt;height:21.85pt" o:ole="">
             <v:imagedata r:id="rId22" o:title=""/>
           </v:shape>
-          <o:OLEObject Type="Embed" ProgID="Equation.DSMT4" ShapeID="_x0000_i1027" DrawAspect="Content" ObjectID="_1830881524" r:id="rId23"/>
+          <o:OLEObject Type="Embed" ProgID="Equation.DSMT4" ShapeID="_x0000_i1027" DrawAspect="Content" ObjectID="_1830890096" r:id="rId23"/>
         </w:object>
       </w:r>
-      <w:bookmarkEnd w:id="9"/>
+      <w:bookmarkEnd w:id="20"/>
     </w:p>
     <w:p>
       <w:pPr>
@@ -4376,7 +4555,7 @@
         </w:rPr>
         <w:t>Pareto</w:t>
       </w:r>
-      <w:bookmarkStart w:id="10" w:name="OLE_LINK6"/>
+      <w:bookmarkStart w:id="21" w:name="OLE_LINK6"/>
       <w:r>
         <w:rPr>
           <w:rFonts w:eastAsiaTheme="minorEastAsia" w:hint="eastAsia"/>
@@ -4384,7 +4563,7 @@
         </w:rPr>
         <w:t>最小</w:t>
       </w:r>
-      <w:bookmarkEnd w:id="10"/>
+      <w:bookmarkEnd w:id="21"/>
       <w:r>
         <w:rPr>
           <w:rFonts w:eastAsiaTheme="minorEastAsia" w:hint="eastAsia"/>
@@ -4483,10 +4662,10 @@
           <w:position w:val="-10"/>
         </w:rPr>
         <w:object w:dxaOrig="480" w:dyaOrig="300" w14:anchorId="1E0D28B0">
-          <v:shape id="_x0000_i1028" type="#_x0000_t75" style="width:24.45pt;height:14.95pt" o:ole="">
+          <v:shape id="_x0000_i1028" type="#_x0000_t75" style="width:24.6pt;height:15.05pt" o:ole="">
             <v:imagedata r:id="rId20" o:title=""/>
           </v:shape>
-          <o:OLEObject Type="Embed" ProgID="Equation.DSMT4" ShapeID="_x0000_i1028" DrawAspect="Content" ObjectID="_1830881525" r:id="rId24"/>
+          <o:OLEObject Type="Embed" ProgID="Equation.DSMT4" ShapeID="_x0000_i1028" DrawAspect="Content" ObjectID="_1830890097" r:id="rId24"/>
         </w:object>
       </w:r>
       <w:r>
@@ -4524,20 +4703,20 @@
         </w:rPr>
         <w:t>，当</w:t>
       </w:r>
-      <w:bookmarkStart w:id="11" w:name="OLE_LINK17"/>
+      <w:bookmarkStart w:id="22" w:name="OLE_LINK17"/>
       <w:r>
         <w:rPr>
           <w:rFonts w:hint="eastAsia"/>
           <w:position w:val="-10"/>
         </w:rPr>
         <w:object w:dxaOrig="480" w:dyaOrig="300" w14:anchorId="79DE9E7B">
-          <v:shape id="_x0000_i1029" type="#_x0000_t75" style="width:24.45pt;height:14.95pt" o:ole="">
+          <v:shape id="_x0000_i1029" type="#_x0000_t75" style="width:24.6pt;height:15.05pt" o:ole="">
             <v:imagedata r:id="rId20" o:title=""/>
           </v:shape>
-          <o:OLEObject Type="Embed" ProgID="Equation.DSMT4" ShapeID="_x0000_i1029" DrawAspect="Content" ObjectID="_1830881526" r:id="rId25"/>
+          <o:OLEObject Type="Embed" ProgID="Equation.DSMT4" ShapeID="_x0000_i1029" DrawAspect="Content" ObjectID="_1830890098" r:id="rId25"/>
         </w:object>
       </w:r>
-      <w:bookmarkEnd w:id="11"/>
+      <w:bookmarkEnd w:id="22"/>
       <w:r>
         <w:rPr>
           <w:rFonts w:ascii="宋体" w:eastAsia="宋体" w:hAnsi="宋体" w:cs="宋体"/>
@@ -4551,6 +4730,17 @@
           <w:lang w:eastAsia="zh-CN"/>
         </w:rPr>
         <w:t>。</w:t>
+      </w:r>
+      <w:commentRangeEnd w:id="19"/>
+      <w:r>
+        <w:rPr>
+          <w:rStyle w:val="af0"/>
+          <w:rFonts w:eastAsiaTheme="minorEastAsia"/>
+          <w:sz w:val="22"/>
+          <w:szCs w:val="22"/>
+          <w:lang w:eastAsia="zh-CN"/>
+        </w:rPr>
+        <w:commentReference w:id="19"/>
       </w:r>
     </w:p>
     <w:p>
@@ -5030,10 +5220,10 @@
           <w:position w:val="-14"/>
         </w:rPr>
         <w:object w:dxaOrig="7540" w:dyaOrig="499" w14:anchorId="672CA1E5">
-          <v:shape id="_x0000_i1030" type="#_x0000_t75" style="width:317.2pt;height:20.4pt" o:ole="">
+          <v:shape id="_x0000_i1030" type="#_x0000_t75" style="width:317.15pt;height:20.5pt" o:ole="">
             <v:imagedata r:id="rId26" o:title=""/>
           </v:shape>
-          <o:OLEObject Type="Embed" ProgID="Equation.DSMT4" ShapeID="_x0000_i1030" DrawAspect="Content" ObjectID="_1830881527" r:id="rId27"/>
+          <o:OLEObject Type="Embed" ProgID="Equation.DSMT4" ShapeID="_x0000_i1030" DrawAspect="Content" ObjectID="_1830890099" r:id="rId27"/>
         </w:object>
       </w:r>
     </w:p>
@@ -5285,10 +5475,10 @@
           <w:position w:val="-14"/>
         </w:rPr>
         <w:object w:dxaOrig="8700" w:dyaOrig="499" w14:anchorId="1387BDE5">
-          <v:shape id="_x0000_i1031" type="#_x0000_t75" style="width:365.45pt;height:20.4pt" o:ole="">
+          <v:shape id="_x0000_i1031" type="#_x0000_t75" style="width:365.45pt;height:20.5pt" o:ole="">
             <v:imagedata r:id="rId28" o:title=""/>
           </v:shape>
-          <o:OLEObject Type="Embed" ProgID="Equation.DSMT4" ShapeID="_x0000_i1031" DrawAspect="Content" ObjectID="_1830881528" r:id="rId29"/>
+          <o:OLEObject Type="Embed" ProgID="Equation.DSMT4" ShapeID="_x0000_i1031" DrawAspect="Content" ObjectID="_1830890100" r:id="rId29"/>
         </w:object>
       </w:r>
     </w:p>
@@ -5376,10 +5566,10 @@
           <w:position w:val="-16"/>
         </w:rPr>
         <w:object w:dxaOrig="1540" w:dyaOrig="400" w14:anchorId="598CB5AF">
-          <v:shape id="_x0000_i1032" type="#_x0000_t75" style="width:65.2pt;height:17pt" o:ole="">
+          <v:shape id="_x0000_i1032" type="#_x0000_t75" style="width:65.15pt;height:16.85pt" o:ole="">
             <v:imagedata r:id="rId30" o:title=""/>
           </v:shape>
-          <o:OLEObject Type="Embed" ProgID="Equation.DSMT4" ShapeID="_x0000_i1032" DrawAspect="Content" ObjectID="_1830881529" r:id="rId31"/>
+          <o:OLEObject Type="Embed" ProgID="Equation.DSMT4" ShapeID="_x0000_i1032" DrawAspect="Content" ObjectID="_1830890101" r:id="rId31"/>
         </w:object>
       </w:r>
       <w:r>
@@ -5402,10 +5592,10 @@
           <w:position w:val="-26"/>
         </w:rPr>
         <w:object w:dxaOrig="1040" w:dyaOrig="680" w14:anchorId="0622DCF5">
-          <v:shape id="_x0000_i1033" type="#_x0000_t75" style="width:44.15pt;height:29.2pt" o:ole="">
+          <v:shape id="_x0000_i1033" type="#_x0000_t75" style="width:44.2pt;height:29.15pt" o:ole="">
             <v:imagedata r:id="rId32" o:title=""/>
           </v:shape>
-          <o:OLEObject Type="Embed" ProgID="Equation.DSMT4" ShapeID="_x0000_i1033" DrawAspect="Content" ObjectID="_1830881530" r:id="rId33"/>
+          <o:OLEObject Type="Embed" ProgID="Equation.DSMT4" ShapeID="_x0000_i1033" DrawAspect="Content" ObjectID="_1830890102" r:id="rId33"/>
         </w:object>
       </w:r>
       <w:r>
@@ -5428,10 +5618,10 @@
           <w:position w:val="-14"/>
         </w:rPr>
         <w:object w:dxaOrig="1359" w:dyaOrig="440" w14:anchorId="02836971">
-          <v:shape id="_x0000_i1034" type="#_x0000_t75" style="width:57.05pt;height:19pt" o:ole="">
+          <v:shape id="_x0000_i1034" type="#_x0000_t75" style="width:56.95pt;height:19.15pt" o:ole="">
             <v:imagedata r:id="rId34" o:title=""/>
           </v:shape>
-          <o:OLEObject Type="Embed" ProgID="Equation.DSMT4" ShapeID="_x0000_i1034" DrawAspect="Content" ObjectID="_1830881531" r:id="rId35"/>
+          <o:OLEObject Type="Embed" ProgID="Equation.DSMT4" ShapeID="_x0000_i1034" DrawAspect="Content" ObjectID="_1830890103" r:id="rId35"/>
         </w:object>
       </w:r>
     </w:p>
@@ -5464,10 +5654,10 @@
           <w:position w:val="-18"/>
         </w:rPr>
         <w:object w:dxaOrig="9840" w:dyaOrig="520" w14:anchorId="695FA034">
-          <v:shape id="_x0000_i1035" type="#_x0000_t75" style="width:414.35pt;height:21.75pt" o:ole="">
+          <v:shape id="_x0000_i1035" type="#_x0000_t75" style="width:414.25pt;height:21.85pt" o:ole="">
             <v:imagedata r:id="rId36" o:title=""/>
           </v:shape>
-          <o:OLEObject Type="Embed" ProgID="Equation.DSMT4" ShapeID="_x0000_i1035" DrawAspect="Content" ObjectID="_1830881532" r:id="rId37"/>
+          <o:OLEObject Type="Embed" ProgID="Equation.DSMT4" ShapeID="_x0000_i1035" DrawAspect="Content" ObjectID="_1830890104" r:id="rId37"/>
         </w:object>
       </w:r>
     </w:p>
@@ -5656,10 +5846,10 @@
           <w:position w:val="-42"/>
         </w:rPr>
         <w:object w:dxaOrig="7460" w:dyaOrig="1020" w14:anchorId="2DACF995">
-          <v:shape id="_x0000_i1036" type="#_x0000_t75" style="width:313.15pt;height:42.1pt" o:ole="">
+          <v:shape id="_x0000_i1036" type="#_x0000_t75" style="width:313.5pt;height:41.9pt" o:ole="">
             <v:imagedata r:id="rId38" o:title=""/>
           </v:shape>
-          <o:OLEObject Type="Embed" ProgID="Equation.DSMT4" ShapeID="_x0000_i1036" DrawAspect="Content" ObjectID="_1830881533" r:id="rId39"/>
+          <o:OLEObject Type="Embed" ProgID="Equation.DSMT4" ShapeID="_x0000_i1036" DrawAspect="Content" ObjectID="_1830890105" r:id="rId39"/>
         </w:object>
       </w:r>
     </w:p>
@@ -5682,10 +5872,10 @@
           <w:position w:val="-14"/>
         </w:rPr>
         <w:object w:dxaOrig="740" w:dyaOrig="440" w14:anchorId="2CC06124">
-          <v:shape id="_x0000_i1037" type="#_x0000_t75" style="width:30.55pt;height:17.65pt" o:ole="">
+          <v:shape id="_x0000_i1037" type="#_x0000_t75" style="width:30.55pt;height:17.75pt" o:ole="">
             <v:imagedata r:id="rId40" o:title=""/>
           </v:shape>
-          <o:OLEObject Type="Embed" ProgID="Equation.DSMT4" ShapeID="_x0000_i1037" DrawAspect="Content" ObjectID="_1830881534" r:id="rId41"/>
+          <o:OLEObject Type="Embed" ProgID="Equation.DSMT4" ShapeID="_x0000_i1037" DrawAspect="Content" ObjectID="_1830890106" r:id="rId41"/>
         </w:object>
       </w:r>
       <w:r>
@@ -5708,10 +5898,10 @@
           <w:position w:val="-14"/>
         </w:rPr>
         <w:object w:dxaOrig="600" w:dyaOrig="440" w14:anchorId="6FE64CBA">
-          <v:shape id="_x0000_i1038" type="#_x0000_t75" style="width:25.15pt;height:17.65pt" o:ole="">
+          <v:shape id="_x0000_i1038" type="#_x0000_t75" style="width:25.05pt;height:17.75pt" o:ole="">
             <v:imagedata r:id="rId42" o:title=""/>
           </v:shape>
-          <o:OLEObject Type="Embed" ProgID="Equation.DSMT4" ShapeID="_x0000_i1038" DrawAspect="Content" ObjectID="_1830881535" r:id="rId43"/>
+          <o:OLEObject Type="Embed" ProgID="Equation.DSMT4" ShapeID="_x0000_i1038" DrawAspect="Content" ObjectID="_1830890107" r:id="rId43"/>
         </w:object>
       </w:r>
       <w:r>
@@ -5736,7 +5926,7 @@
         <w:t>：</w:t>
       </w:r>
     </w:p>
-    <w:bookmarkStart w:id="12" w:name="OLE_LINK20"/>
+    <w:bookmarkStart w:id="23" w:name="OLE_LINK20"/>
     <w:p>
       <w:pPr>
         <w:pStyle w:val="ac"/>
@@ -5749,13 +5939,13 @@
           <w:position w:val="-40"/>
         </w:rPr>
         <w:object w:dxaOrig="9080" w:dyaOrig="1020" w14:anchorId="00D5DE68">
-          <v:shape id="_x0000_i1039" type="#_x0000_t75" style="width:381.05pt;height:42.1pt" o:ole="">
+          <v:shape id="_x0000_i1039" type="#_x0000_t75" style="width:380.95pt;height:41.9pt" o:ole="">
             <v:imagedata r:id="rId44" o:title=""/>
           </v:shape>
-          <o:OLEObject Type="Embed" ProgID="Equation.DSMT4" ShapeID="_x0000_i1039" DrawAspect="Content" ObjectID="_1830881536" r:id="rId45"/>
+          <o:OLEObject Type="Embed" ProgID="Equation.DSMT4" ShapeID="_x0000_i1039" DrawAspect="Content" ObjectID="_1830890108" r:id="rId45"/>
         </w:object>
       </w:r>
-      <w:bookmarkEnd w:id="12"/>
+      <w:bookmarkEnd w:id="23"/>
     </w:p>
     <w:p>
       <w:pPr>
@@ -5826,10 +6016,10 @@
           <w:position w:val="-14"/>
         </w:rPr>
         <w:object w:dxaOrig="3019" w:dyaOrig="440" w14:anchorId="1D5479EA">
-          <v:shape id="_x0000_i1040" type="#_x0000_t75" style="width:127pt;height:17.65pt" o:ole="">
+          <v:shape id="_x0000_i1040" type="#_x0000_t75" style="width:127.15pt;height:17.75pt" o:ole="">
             <v:imagedata r:id="rId46" o:title=""/>
           </v:shape>
-          <o:OLEObject Type="Embed" ProgID="Equation.DSMT4" ShapeID="_x0000_i1040" DrawAspect="Content" ObjectID="_1830881537" r:id="rId47"/>
+          <o:OLEObject Type="Embed" ProgID="Equation.DSMT4" ShapeID="_x0000_i1040" DrawAspect="Content" ObjectID="_1830890109" r:id="rId47"/>
         </w:object>
       </w:r>
       <w:r>
@@ -5931,7 +6121,7 @@
         <w:t>在双向规划的框架中，对于任意一个方向（以起点侧为例），知情子集定义为：</w:t>
       </w:r>
     </w:p>
-    <w:bookmarkStart w:id="13" w:name="OLE_LINK14"/>
+    <w:bookmarkStart w:id="24" w:name="OLE_LINK14"/>
     <w:p>
       <w:pPr>
         <w:pStyle w:val="ac"/>
@@ -5944,13 +6134,13 @@
           <w:position w:val="-22"/>
         </w:rPr>
         <w:object w:dxaOrig="8520" w:dyaOrig="600" w14:anchorId="05D8A12E">
-          <v:shape id="_x0000_i1041" type="#_x0000_t75" style="width:357.95pt;height:25.15pt" o:ole="">
+          <v:shape id="_x0000_i1041" type="#_x0000_t75" style="width:357.7pt;height:25.05pt" o:ole="">
             <v:imagedata r:id="rId48" o:title=""/>
           </v:shape>
-          <o:OLEObject Type="Embed" ProgID="Equation.DSMT4" ShapeID="_x0000_i1041" DrawAspect="Content" ObjectID="_1830881538" r:id="rId49"/>
+          <o:OLEObject Type="Embed" ProgID="Equation.DSMT4" ShapeID="_x0000_i1041" DrawAspect="Content" ObjectID="_1830890110" r:id="rId49"/>
         </w:object>
       </w:r>
-      <w:bookmarkEnd w:id="13"/>
+      <w:bookmarkEnd w:id="24"/>
     </w:p>
     <w:p>
       <w:pPr>
@@ -5959,7 +6149,7 @@
           <w:numId w:val="7"/>
         </w:numPr>
         <w:rPr>
-          <w:del w:id="14" w:author="兴雨 郭" w:date="2025-11-30T21:38:00Z" w16du:dateUtc="2025-11-30T13:38:00Z"/>
+          <w:del w:id="25" w:author="兴雨 郭" w:date="2025-11-30T21:38:00Z" w16du:dateUtc="2025-11-30T13:38:00Z"/>
           <w:rFonts w:eastAsia="黑体"/>
           <w:lang w:eastAsia="zh-CN"/>
         </w:rPr>
@@ -5996,10 +6186,10 @@
           <w:position w:val="-10"/>
         </w:rPr>
         <w:object w:dxaOrig="620" w:dyaOrig="320" w14:anchorId="62AC25E5">
-          <v:shape id="_x0000_i1042" type="#_x0000_t75" style="width:30.55pt;height:15.6pt" o:ole="">
+          <v:shape id="_x0000_i1042" type="#_x0000_t75" style="width:30.55pt;height:15.5pt" o:ole="">
             <v:imagedata r:id="rId50" o:title=""/>
           </v:shape>
-          <o:OLEObject Type="Embed" ProgID="Equation.DSMT4" ShapeID="_x0000_i1042" DrawAspect="Content" ObjectID="_1830881539" r:id="rId51"/>
+          <o:OLEObject Type="Embed" ProgID="Equation.DSMT4" ShapeID="_x0000_i1042" DrawAspect="Content" ObjectID="_1830890111" r:id="rId51"/>
         </w:object>
       </w:r>
       <w:r>
@@ -6079,10 +6269,10 @@
           <w:position w:val="-14"/>
         </w:rPr>
         <w:object w:dxaOrig="639" w:dyaOrig="360" w14:anchorId="0136A746">
-          <v:shape id="_x0000_i1043" type="#_x0000_t75" style="width:27.15pt;height:15.6pt" o:ole="">
+          <v:shape id="_x0000_i1043" type="#_x0000_t75" style="width:27.35pt;height:15.5pt" o:ole="">
             <v:imagedata r:id="rId52" o:title=""/>
           </v:shape>
-          <o:OLEObject Type="Embed" ProgID="Equation.DSMT4" ShapeID="_x0000_i1043" DrawAspect="Content" ObjectID="_1830881540" r:id="rId53"/>
+          <o:OLEObject Type="Embed" ProgID="Equation.DSMT4" ShapeID="_x0000_i1043" DrawAspect="Content" ObjectID="_1830890112" r:id="rId53"/>
         </w:object>
       </w:r>
       <w:r>
@@ -6185,10 +6375,10 @@
           <w:position w:val="-10"/>
         </w:rPr>
         <w:object w:dxaOrig="960" w:dyaOrig="320" w14:anchorId="28BBDD2E">
-          <v:shape id="_x0000_i1044" type="#_x0000_t75" style="width:40.1pt;height:12.9pt" o:ole="">
+          <v:shape id="_x0000_i1044" type="#_x0000_t75" style="width:40.1pt;height:12.75pt" o:ole="">
             <v:imagedata r:id="rId54" o:title=""/>
           </v:shape>
-          <o:OLEObject Type="Embed" ProgID="Equation.DSMT4" ShapeID="_x0000_i1044" DrawAspect="Content" ObjectID="_1830881541" r:id="rId55"/>
+          <o:OLEObject Type="Embed" ProgID="Equation.DSMT4" ShapeID="_x0000_i1044" DrawAspect="Content" ObjectID="_1830890113" r:id="rId55"/>
         </w:object>
       </w:r>
       <w:r>
@@ -6267,7 +6457,7 @@
     <w:p>
       <w:pPr>
         <w:rPr>
-          <w:ins w:id="15" w:author="兴雨 郭" w:date="2025-11-30T22:08:00Z" w16du:dateUtc="2025-11-30T14:08:00Z"/>
+          <w:ins w:id="26" w:author="兴雨 郭" w:date="2025-11-30T22:08:00Z" w16du:dateUtc="2025-11-30T14:08:00Z"/>
           <w:rFonts w:ascii="宋体" w:eastAsia="宋体" w:hAnsi="宋体" w:cs="宋体" w:hint="eastAsia"/>
           <w:lang w:eastAsia="zh-CN"/>
         </w:rPr>
@@ -6295,12 +6485,57 @@
           <w:position w:val="-14"/>
         </w:rPr>
         <w:object w:dxaOrig="7119" w:dyaOrig="460" w14:anchorId="4A2102C1">
-          <v:shape id="_x0000_i1045" type="#_x0000_t75" style="width:302.95pt;height:19.7pt" o:ole="">
+          <v:shape id="_x0000_i1045" type="#_x0000_t75" style="width:303.05pt;height:19.6pt" o:ole="">
             <v:imagedata r:id="rId56" o:title=""/>
           </v:shape>
-          <o:OLEObject Type="Embed" ProgID="Equation.DSMT4" ShapeID="_x0000_i1045" DrawAspect="Content" ObjectID="_1830881542" r:id="rId57"/>
+          <o:OLEObject Type="Embed" ProgID="Equation.DSMT4" ShapeID="_x0000_i1045" DrawAspect="Content" ObjectID="_1830890114" r:id="rId57"/>
         </w:object>
       </w:r>
+    </w:p>
+    <w:p>
+      <w:pPr>
+        <w:ind w:firstLine="232"/>
+        <w:jc w:val="right"/>
+        <w:rPr>
+          <w:rFonts w:eastAsiaTheme="minorEastAsia"/>
+          <w:lang w:eastAsia="zh-CN"/>
+        </w:rPr>
+      </w:pPr>
+    </w:p>
+    <w:p>
+      <w:pPr>
+        <w:pStyle w:val="11"/>
+        <w:tabs>
+          <w:tab w:val="left" w:pos="487"/>
+        </w:tabs>
+        <w:spacing w:before="109"/>
+        <w:jc w:val="center"/>
+        <w:rPr>
+          <w:rFonts w:ascii="Times New Roman" w:eastAsia="宋体" w:hAnsi="Times New Roman" w:cs="Times New Roman" w:hint="eastAsia"/>
+          <w:spacing w:val="-2"/>
+          <w:w w:val="110"/>
+        </w:rPr>
+      </w:pPr>
+      <w:r>
+        <w:rPr>
+          <w:rFonts w:ascii="Times New Roman" w:eastAsia="宋体" w:hAnsi="Times New Roman" w:cs="Times New Roman" w:hint="eastAsia"/>
+          <w:spacing w:val="-2"/>
+          <w:w w:val="110"/>
+          <w:highlight w:val="yellow"/>
+          <w:lang w:eastAsia="zh-CN"/>
+        </w:rPr>
+        <w:t>程序框图准本一份</w:t>
+      </w:r>
+    </w:p>
+    <w:p>
+      <w:pPr>
+        <w:ind w:firstLine="232"/>
+        <w:jc w:val="right"/>
+        <w:rPr>
+          <w:rFonts w:eastAsiaTheme="minorEastAsia" w:hint="eastAsia"/>
+          <w:lang w:eastAsia="zh-CN"/>
+        </w:rPr>
+      </w:pPr>
     </w:p>
     <w:p>
       <w:pPr>
@@ -6354,6 +6589,7 @@
           <w:cols w:space="708"/>
         </w:sectPr>
       </w:pPr>
+      <w:commentRangeStart w:id="27"/>
       <w:r>
         <w:rPr>
           <w:rFonts w:eastAsiaTheme="minorEastAsia" w:hint="eastAsia"/>
@@ -6473,13 +6709,24 @@
         </w:rPr>
         <w:t>实现探索与利用的自然平衡</w:t>
       </w:r>
-      <w:bookmarkEnd w:id="7"/>
+      <w:bookmarkEnd w:id="16"/>
       <w:r>
         <w:rPr>
           <w:rFonts w:ascii="宋体" w:eastAsia="宋体" w:hAnsi="宋体" w:cs="宋体" w:hint="eastAsia"/>
           <w:lang w:eastAsia="zh-CN"/>
         </w:rPr>
         <w:t>。</w:t>
+      </w:r>
+      <w:commentRangeEnd w:id="27"/>
+      <w:r>
+        <w:rPr>
+          <w:rStyle w:val="af0"/>
+          <w:rFonts w:eastAsiaTheme="minorEastAsia"/>
+          <w:sz w:val="22"/>
+          <w:szCs w:val="22"/>
+          <w:lang w:eastAsia="zh-CN"/>
+        </w:rPr>
+        <w:commentReference w:id="27"/>
       </w:r>
     </w:p>
     <w:p>
@@ -6510,8 +6757,9 @@
           <w:w w:val="110"/>
         </w:rPr>
       </w:pPr>
-      <w:bookmarkStart w:id="16" w:name="2_Problem_statement_and_notation"/>
-      <w:bookmarkEnd w:id="16"/>
+      <w:bookmarkStart w:id="28" w:name="2_Problem_statement_and_notation"/>
+      <w:bookmarkEnd w:id="28"/>
+      <w:commentRangeStart w:id="29"/>
       <w:r>
         <w:rPr>
           <w:rFonts w:ascii="Times New Roman" w:eastAsia="宋体" w:hAnsi="Times New Roman" w:cs="Times New Roman"/>
@@ -6519,6 +6767,18 @@
           <w:w w:val="110"/>
         </w:rPr>
         <w:t>Simulation</w:t>
+      </w:r>
+      <w:commentRangeEnd w:id="29"/>
+      <w:r>
+        <w:rPr>
+          <w:rStyle w:val="af0"/>
+          <w:rFonts w:ascii="Times New Roman" w:eastAsia="宋体" w:hAnsi="Times New Roman" w:cs="Times New Roman"/>
+          <w:spacing w:val="-2"/>
+          <w:w w:val="110"/>
+          <w:sz w:val="24"/>
+          <w:szCs w:val="24"/>
+        </w:rPr>
+        <w:commentReference w:id="29"/>
       </w:r>
     </w:p>
     <w:p>
@@ -6538,7 +6798,7 @@
           <w:w w:val="110"/>
         </w:rPr>
       </w:pPr>
-      <w:bookmarkStart w:id="17" w:name="OLE_LINK21"/>
+      <w:bookmarkStart w:id="30" w:name="OLE_LINK21"/>
       <w:r>
         <w:rPr>
           <w:rFonts w:ascii="Times New Roman" w:eastAsia="宋体" w:hAnsi="Times New Roman" w:cs="Times New Roman"/>
@@ -6548,7 +6808,22 @@
         <w:t>Configuration information</w:t>
       </w:r>
     </w:p>
-    <w:bookmarkEnd w:id="17"/>
+    <w:p>
+      <w:pPr>
+        <w:pStyle w:val="11"/>
+        <w:tabs>
+          <w:tab w:val="left" w:pos="487"/>
+        </w:tabs>
+        <w:spacing w:before="109"/>
+        <w:rPr>
+          <w:rFonts w:ascii="Times New Roman" w:eastAsia="宋体" w:hAnsi="Times New Roman" w:cs="Times New Roman"/>
+          <w:spacing w:val="-2"/>
+          <w:w w:val="110"/>
+          <w:lang w:eastAsia="zh-CN"/>
+        </w:rPr>
+      </w:pPr>
+    </w:p>
+    <w:bookmarkEnd w:id="30"/>
     <w:p>
       <w:pPr>
         <w:pStyle w:val="a3"/>
@@ -6619,6 +6894,9 @@
           <w:lang w:eastAsia="zh-CN"/>
         </w:rPr>
       </w:pPr>
+      <w:commentRangeStart w:id="31"/>
+      <w:commentRangeStart w:id="32"/>
+      <w:commentRangeStart w:id="33"/>
       <w:r>
         <w:rPr>
           <w:rFonts w:eastAsiaTheme="minorEastAsia" w:hint="eastAsia"/>
@@ -6627,6 +6905,39 @@
           <w:lang w:eastAsia="zh-CN"/>
         </w:rPr>
         <w:t>Table 1 Environment configurations</w:t>
+      </w:r>
+      <w:commentRangeEnd w:id="31"/>
+      <w:r>
+        <w:rPr>
+          <w:rStyle w:val="af0"/>
+          <w:rFonts w:eastAsiaTheme="minorEastAsia"/>
+          <w:sz w:val="22"/>
+          <w:szCs w:val="22"/>
+          <w:lang w:eastAsia="zh-CN"/>
+        </w:rPr>
+        <w:commentReference w:id="31"/>
+      </w:r>
+      <w:commentRangeEnd w:id="32"/>
+      <w:r>
+        <w:rPr>
+          <w:rStyle w:val="af0"/>
+          <w:rFonts w:eastAsiaTheme="minorEastAsia"/>
+          <w:sz w:val="22"/>
+          <w:szCs w:val="22"/>
+          <w:lang w:eastAsia="zh-CN"/>
+        </w:rPr>
+        <w:commentReference w:id="32"/>
+      </w:r>
+      <w:commentRangeEnd w:id="33"/>
+      <w:r>
+        <w:rPr>
+          <w:rStyle w:val="af0"/>
+          <w:rFonts w:eastAsiaTheme="minorEastAsia"/>
+          <w:sz w:val="22"/>
+          <w:szCs w:val="22"/>
+          <w:lang w:eastAsia="zh-CN"/>
+        </w:rPr>
+        <w:commentReference w:id="33"/>
       </w:r>
     </w:p>
     <w:tbl>
@@ -7313,7 +7624,7 @@
               </w:rPr>
               <w:t>425</w:t>
             </w:r>
-            <w:bookmarkStart w:id="18" w:name="OLE_LINK13"/>
+            <w:bookmarkStart w:id="34" w:name="OLE_LINK13"/>
             <w:r>
               <w:rPr>
                 <w:rFonts w:eastAsiaTheme="minorEastAsia"/>
@@ -7341,7 +7652,7 @@
               </w:rPr>
               <w:t>425</w:t>
             </w:r>
-            <w:bookmarkEnd w:id="18"/>
+            <w:bookmarkEnd w:id="34"/>
             <w:r>
               <w:rPr>
                 <w:rFonts w:eastAsiaTheme="minorEastAsia"/>
@@ -7633,57 +7944,9 @@
           <w:tab w:val="left" w:pos="487"/>
         </w:tabs>
         <w:spacing w:before="109"/>
-        <w:jc w:val="center"/>
-        <w:rPr>
-          <w:rFonts w:ascii="Times New Roman" w:eastAsia="宋体" w:hAnsi="Times New Roman" w:cs="Times New Roman"/>
-          <w:spacing w:val="-2"/>
-          <w:w w:val="110"/>
-          <w:lang w:eastAsia="zh-CN"/>
-        </w:rPr>
-      </w:pPr>
-    </w:p>
-    <w:p>
-      <w:pPr>
-        <w:pStyle w:val="11"/>
-        <w:tabs>
-          <w:tab w:val="left" w:pos="487"/>
-        </w:tabs>
-        <w:spacing w:before="109"/>
-        <w:jc w:val="center"/>
-        <w:rPr>
-          <w:rFonts w:ascii="Times New Roman" w:eastAsia="宋体" w:hAnsi="Times New Roman" w:cs="Times New Roman"/>
-          <w:spacing w:val="-2"/>
-          <w:w w:val="110"/>
-          <w:lang w:eastAsia="zh-CN"/>
-        </w:rPr>
-      </w:pPr>
-    </w:p>
-    <w:p>
-      <w:pPr>
-        <w:pStyle w:val="11"/>
-        <w:tabs>
-          <w:tab w:val="left" w:pos="487"/>
-        </w:tabs>
-        <w:spacing w:before="109"/>
-        <w:jc w:val="center"/>
-        <w:rPr>
-          <w:rFonts w:ascii="Times New Roman" w:eastAsia="宋体" w:hAnsi="Times New Roman" w:cs="Times New Roman"/>
-          <w:spacing w:val="-2"/>
-          <w:w w:val="110"/>
-          <w:lang w:eastAsia="zh-CN"/>
-        </w:rPr>
-      </w:pPr>
-    </w:p>
-    <w:p>
-      <w:pPr>
-        <w:pStyle w:val="11"/>
-        <w:tabs>
-          <w:tab w:val="left" w:pos="487"/>
-        </w:tabs>
-        <w:spacing w:before="109"/>
-        <w:jc w:val="center"/>
-        <w:rPr>
-          <w:rFonts w:ascii="Times New Roman" w:eastAsia="宋体" w:hAnsi="Times New Roman" w:cs="Times New Roman"/>
+        <w:ind w:left="0" w:firstLine="0"/>
+        <w:rPr>
+          <w:rFonts w:ascii="Times New Roman" w:eastAsia="宋体" w:hAnsi="Times New Roman" w:cs="Times New Roman" w:hint="eastAsia"/>
           <w:spacing w:val="-2"/>
           <w:w w:val="110"/>
           <w:lang w:eastAsia="zh-CN"/>
@@ -9309,7 +9572,7 @@
         <w:spacing w:before="229"/>
         <w:ind w:left="720" w:firstLine="0"/>
         <w:rPr>
-          <w:rFonts w:ascii="Times New Roman" w:eastAsiaTheme="minorEastAsia" w:hAnsi="Times New Roman" w:cs="Times New Roman" w:hint="eastAsia"/>
+          <w:rFonts w:ascii="Times New Roman" w:eastAsiaTheme="minorEastAsia" w:hAnsi="Times New Roman" w:cs="Times New Roman"/>
           <w:b w:val="0"/>
           <w:bCs w:val="0"/>
           <w:lang w:eastAsia="zh-CN"/>
@@ -11285,7 +11548,7 @@
         <w:spacing w:before="229"/>
         <w:ind w:left="720" w:firstLine="0"/>
         <w:rPr>
-          <w:rFonts w:ascii="Times New Roman" w:eastAsiaTheme="minorEastAsia" w:hAnsi="Times New Roman" w:cs="Times New Roman" w:hint="eastAsia"/>
+          <w:rFonts w:ascii="Times New Roman" w:eastAsiaTheme="minorEastAsia" w:hAnsi="Times New Roman" w:cs="Times New Roman"/>
           <w:b w:val="0"/>
           <w:bCs w:val="0"/>
           <w:lang w:eastAsia="zh-CN"/>
@@ -11445,6 +11708,8 @@
           <w:w w:val="110"/>
         </w:rPr>
       </w:pPr>
+      <w:commentRangeStart w:id="35"/>
+      <w:commentRangeStart w:id="36"/>
       <w:r>
         <w:rPr>
           <w:rFonts w:ascii="Times New Roman" w:eastAsia="宋体" w:hAnsi="Times New Roman" w:cs="Times New Roman"/>
@@ -12130,7 +12395,7 @@
         <w:spacing w:before="229"/>
         <w:outlineLvl w:val="2"/>
         <w:rPr>
-          <w:rFonts w:eastAsiaTheme="minorEastAsia" w:hint="eastAsia"/>
+          <w:rFonts w:eastAsiaTheme="minorEastAsia"/>
           <w:lang w:eastAsia="zh-CN"/>
         </w:rPr>
       </w:pPr>
@@ -12155,7 +12420,7 @@
         <w:spacing w:before="229"/>
         <w:outlineLvl w:val="2"/>
         <w:rPr>
-          <w:rFonts w:eastAsiaTheme="minorEastAsia" w:hint="eastAsia"/>
+          <w:rFonts w:eastAsiaTheme="minorEastAsia"/>
           <w:lang w:eastAsia="zh-CN"/>
         </w:rPr>
       </w:pPr>
@@ -12222,7 +12487,7 @@
         <w:spacing w:before="229"/>
         <w:outlineLvl w:val="2"/>
         <w:rPr>
-          <w:rFonts w:eastAsiaTheme="minorEastAsia" w:hint="eastAsia"/>
+          <w:rFonts w:eastAsiaTheme="minorEastAsia"/>
           <w:lang w:eastAsia="zh-CN"/>
         </w:rPr>
       </w:pPr>
@@ -12342,6 +12607,166 @@
         </w:rPr>
         <w:t>算法所规划的最终路径比之上述路径规划算法及其变体更加稳定，此其生成的路径更加集中一致。</w:t>
       </w:r>
+      <w:commentRangeEnd w:id="35"/>
+      <w:r>
+        <w:rPr>
+          <w:rStyle w:val="af0"/>
+          <w:rFonts w:eastAsiaTheme="minorEastAsia" w:hint="eastAsia"/>
+          <w:sz w:val="22"/>
+          <w:szCs w:val="22"/>
+          <w:lang w:eastAsia="zh-CN"/>
+        </w:rPr>
+        <w:commentReference w:id="35"/>
+      </w:r>
+      <w:commentRangeEnd w:id="36"/>
+      <w:r>
+        <w:rPr>
+          <w:rStyle w:val="af0"/>
+          <w:rFonts w:eastAsiaTheme="minorEastAsia" w:hint="eastAsia"/>
+          <w:sz w:val="22"/>
+          <w:szCs w:val="22"/>
+          <w:lang w:eastAsia="zh-CN"/>
+        </w:rPr>
+        <w:commentReference w:id="36"/>
+      </w:r>
+    </w:p>
+    <w:p>
+      <w:pPr>
+        <w:pStyle w:val="a6"/>
+        <w:numPr>
+          <w:ilvl w:val="0"/>
+          <w:numId w:val="25"/>
+        </w:numPr>
+        <w:tabs>
+          <w:tab w:val="left" w:pos="627"/>
+        </w:tabs>
+        <w:spacing w:before="229"/>
+        <w:outlineLvl w:val="2"/>
+        <w:rPr>
+          <w:rFonts w:eastAsiaTheme="minorEastAsia"/>
+          <w:highlight w:val="red"/>
+          <w:lang w:eastAsia="zh-CN"/>
+        </w:rPr>
+      </w:pPr>
+      <w:commentRangeStart w:id="37"/>
+      <w:r>
+        <w:rPr>
+          <w:rFonts w:eastAsiaTheme="minorEastAsia" w:hint="eastAsia"/>
+          <w:highlight w:val="red"/>
+          <w:lang w:eastAsia="zh-CN"/>
+        </w:rPr>
+        <w:t>PID</w:t>
+      </w:r>
+      <w:r>
+        <w:rPr>
+          <w:rFonts w:eastAsiaTheme="minorEastAsia" w:hint="eastAsia"/>
+          <w:highlight w:val="red"/>
+          <w:lang w:eastAsia="zh-CN"/>
+        </w:rPr>
+        <w:t>优化效果，可以写在</w:t>
+      </w:r>
+      <w:r>
+        <w:rPr>
+          <w:rFonts w:eastAsiaTheme="minorEastAsia" w:hint="eastAsia"/>
+          <w:highlight w:val="red"/>
+          <w:lang w:eastAsia="zh-CN"/>
+        </w:rPr>
+        <w:t>3.3.1</w:t>
+      </w:r>
+      <w:r>
+        <w:rPr>
+          <w:rFonts w:eastAsiaTheme="minorEastAsia" w:hint="eastAsia"/>
+          <w:highlight w:val="red"/>
+          <w:lang w:eastAsia="zh-CN"/>
+        </w:rPr>
+        <w:t>，找到最优</w:t>
+      </w:r>
+      <w:r>
+        <w:rPr>
+          <w:rFonts w:eastAsiaTheme="minorEastAsia" w:hint="eastAsia"/>
+          <w:highlight w:val="red"/>
+          <w:lang w:eastAsia="zh-CN"/>
+        </w:rPr>
+        <w:t>pid</w:t>
+      </w:r>
+      <w:commentRangeEnd w:id="37"/>
+      <w:r>
+        <w:rPr>
+          <w:rStyle w:val="af0"/>
+          <w:rFonts w:eastAsiaTheme="minorEastAsia"/>
+          <w:sz w:val="22"/>
+          <w:szCs w:val="22"/>
+          <w:highlight w:val="red"/>
+          <w:lang w:eastAsia="zh-CN"/>
+        </w:rPr>
+        <w:commentReference w:id="37"/>
+      </w:r>
+    </w:p>
+    <w:p>
+      <w:pPr>
+        <w:pStyle w:val="a6"/>
+        <w:numPr>
+          <w:ilvl w:val="0"/>
+          <w:numId w:val="25"/>
+        </w:numPr>
+        <w:tabs>
+          <w:tab w:val="left" w:pos="627"/>
+        </w:tabs>
+        <w:spacing w:before="229"/>
+        <w:outlineLvl w:val="2"/>
+        <w:rPr>
+          <w:rFonts w:eastAsiaTheme="minorEastAsia" w:hint="eastAsia"/>
+          <w:highlight w:val="red"/>
+          <w:lang w:eastAsia="zh-CN"/>
+        </w:rPr>
+      </w:pPr>
+      <w:commentRangeStart w:id="38"/>
+      <w:commentRangeStart w:id="39"/>
+      <w:commentRangeStart w:id="40"/>
+      <w:r>
+        <w:rPr>
+          <w:rFonts w:eastAsiaTheme="minorEastAsia" w:hint="eastAsia"/>
+          <w:highlight w:val="red"/>
+          <w:lang w:eastAsia="zh-CN"/>
+        </w:rPr>
+        <w:t>直接算法对比。</w:t>
+      </w:r>
+      <w:commentRangeEnd w:id="38"/>
+      <w:r>
+        <w:rPr>
+          <w:rStyle w:val="af0"/>
+          <w:rFonts w:eastAsiaTheme="minorEastAsia" w:hint="eastAsia"/>
+          <w:sz w:val="22"/>
+          <w:szCs w:val="22"/>
+          <w:highlight w:val="red"/>
+          <w:lang w:eastAsia="zh-CN"/>
+        </w:rPr>
+        <w:commentReference w:id="38"/>
+      </w:r>
+      <w:commentRangeEnd w:id="39"/>
+      <w:r>
+        <w:rPr>
+          <w:rStyle w:val="af0"/>
+          <w:rFonts w:eastAsiaTheme="minorEastAsia" w:hint="eastAsia"/>
+          <w:sz w:val="22"/>
+          <w:szCs w:val="22"/>
+          <w:highlight w:val="red"/>
+          <w:lang w:eastAsia="zh-CN"/>
+        </w:rPr>
+        <w:commentReference w:id="39"/>
+      </w:r>
+      <w:commentRangeEnd w:id="40"/>
+      <w:r>
+        <w:rPr>
+          <w:rStyle w:val="af0"/>
+          <w:rFonts w:eastAsiaTheme="minorEastAsia" w:hint="eastAsia"/>
+          <w:sz w:val="22"/>
+          <w:szCs w:val="22"/>
+          <w:highlight w:val="red"/>
+          <w:lang w:eastAsia="zh-CN"/>
+        </w:rPr>
+        <w:commentReference w:id="40"/>
+      </w:r>
     </w:p>
     <w:p>
       <w:pPr>
@@ -12382,6 +12807,7 @@
           <w:spacing w:val="-2"/>
           <w:w w:val="110"/>
         </w:rPr>
+        <w:lastRenderedPageBreak/>
         <w:t>Conclusion</w:t>
       </w:r>
     </w:p>
@@ -12391,7 +12817,7 @@
         <w:ind w:firstLine="220"/>
         <w:jc w:val="both"/>
         <w:rPr>
-          <w:rFonts w:eastAsiaTheme="minorEastAsia" w:hint="eastAsia"/>
+          <w:rFonts w:eastAsiaTheme="minorEastAsia"/>
           <w:lang w:eastAsia="zh-CN"/>
         </w:rPr>
       </w:pPr>
@@ -12512,15 +12938,7 @@
           <w:rFonts w:eastAsiaTheme="minorEastAsia" w:hint="eastAsia"/>
           <w:lang w:eastAsia="zh-CN"/>
         </w:rPr>
-        <w:t>变体表现</w:t>
-      </w:r>
-      <w:r>
-        <w:rPr>
-          <w:rFonts w:eastAsiaTheme="minorEastAsia" w:hint="eastAsia"/>
-          <w:lang w:eastAsia="zh-CN"/>
-        </w:rPr>
-        <w:lastRenderedPageBreak/>
-        <w:t>更好。这意味着该算法可以在与其他算法相同或更少的时间内生成更好的路径。</w:t>
+        <w:t>变体表现更好。这意味着该算法可以在与其他算法相同或更少的时间内生成更好的路径。</w:t>
       </w:r>
       <w:r>
         <w:rPr>
@@ -14350,8 +14768,8 @@
         <w:spacing w:before="1"/>
         <w:ind w:left="220" w:firstLine="0"/>
       </w:pPr>
-      <w:bookmarkStart w:id="19" w:name="References"/>
-      <w:bookmarkEnd w:id="19"/>
+      <w:bookmarkStart w:id="41" w:name="References"/>
+      <w:bookmarkEnd w:id="41"/>
       <w:r>
         <w:rPr>
           <w:spacing w:val="-2"/>
@@ -14377,8 +14795,8 @@
           <w:sz w:val="17"/>
         </w:rPr>
       </w:pPr>
-      <w:bookmarkStart w:id="20" w:name="_bookmark25"/>
-      <w:bookmarkEnd w:id="20"/>
+      <w:bookmarkStart w:id="42" w:name="_bookmark25"/>
+      <w:bookmarkEnd w:id="42"/>
       <w:r>
         <w:rPr>
           <w:sz w:val="17"/>
@@ -14656,8 +15074,8 @@
         </w:rPr>
         <w:t xml:space="preserve">Manu- </w:t>
       </w:r>
-      <w:bookmarkStart w:id="21" w:name="_bookmark26"/>
-      <w:bookmarkEnd w:id="21"/>
+      <w:bookmarkStart w:id="43" w:name="_bookmark26"/>
+      <w:bookmarkEnd w:id="43"/>
       <w:r>
         <w:rPr>
           <w:sz w:val="17"/>
@@ -14779,8 +15197,8 @@
         </w:rPr>
         <w:t xml:space="preserve">Application. </w:t>
       </w:r>
-      <w:bookmarkStart w:id="22" w:name="_bookmark27"/>
-      <w:bookmarkEnd w:id="22"/>
+      <w:bookmarkStart w:id="44" w:name="_bookmark27"/>
+      <w:bookmarkEnd w:id="44"/>
       <w:r>
         <w:rPr>
           <w:b/>
@@ -14878,8 +15296,8 @@
           <w:sz w:val="17"/>
         </w:rPr>
       </w:pPr>
-      <w:bookmarkStart w:id="23" w:name="_bookmark28"/>
-      <w:bookmarkEnd w:id="23"/>
+      <w:bookmarkStart w:id="45" w:name="_bookmark28"/>
+      <w:bookmarkEnd w:id="45"/>
       <w:r>
         <w:rPr>
           <w:sz w:val="17"/>
@@ -15067,8 +15485,8 @@
         </w:rPr>
         <w:t xml:space="preserve">Anal- ysis of Single-Arm Cluster Tools With Wafer Residency Time Constraints and Activity Time Variation. IEEE Transactions on </w:t>
       </w:r>
-      <w:bookmarkStart w:id="24" w:name="_bookmark29"/>
-      <w:bookmarkEnd w:id="24"/>
+      <w:bookmarkStart w:id="46" w:name="_bookmark29"/>
+      <w:bookmarkEnd w:id="46"/>
       <w:r>
         <w:rPr>
           <w:sz w:val="17"/>
@@ -15125,8 +15543,8 @@
         </w:rPr>
         <w:t xml:space="preserve">, </w:t>
       </w:r>
-      <w:bookmarkStart w:id="25" w:name="_bookmark30"/>
-      <w:bookmarkEnd w:id="25"/>
+      <w:bookmarkStart w:id="47" w:name="_bookmark30"/>
+      <w:bookmarkEnd w:id="47"/>
       <w:r>
         <w:rPr>
           <w:sz w:val="17"/>
@@ -15183,8 +15601,8 @@
         </w:rPr>
         <w:t xml:space="preserve">, </w:t>
       </w:r>
-      <w:bookmarkStart w:id="26" w:name="_bookmark31"/>
-      <w:bookmarkEnd w:id="26"/>
+      <w:bookmarkStart w:id="48" w:name="_bookmark31"/>
+      <w:bookmarkEnd w:id="48"/>
       <w:r>
         <w:rPr>
           <w:sz w:val="17"/>
@@ -15215,8 +15633,8 @@
         </w:rPr>
         <w:t xml:space="preserve">Li, S., Han, K., Li, X., et al.: Hybrid Trajectory Replanning- Based Dynamic Obstacle Avoidance for Physical Human-Robot </w:t>
       </w:r>
-      <w:bookmarkStart w:id="27" w:name="_bookmark32"/>
-      <w:bookmarkEnd w:id="27"/>
+      <w:bookmarkStart w:id="49" w:name="_bookmark32"/>
+      <w:bookmarkEnd w:id="49"/>
       <w:r>
         <w:rPr>
           <w:sz w:val="17"/>
@@ -15260,8 +15678,8 @@
         </w:rPr>
         <w:t xml:space="preserve">Hart, P.E., Nilsson, N.J., Raphael, B.: A Formal Basis for the Heuristic Determination of Minimum Cost Paths. IEEE Trans- </w:t>
       </w:r>
-      <w:bookmarkStart w:id="28" w:name="_bookmark33"/>
-      <w:bookmarkEnd w:id="28"/>
+      <w:bookmarkStart w:id="50" w:name="_bookmark33"/>
+      <w:bookmarkEnd w:id="50"/>
       <w:r>
         <w:rPr>
           <w:sz w:val="17"/>
@@ -15449,8 +15867,8 @@
           <w:sz w:val="17"/>
         </w:rPr>
       </w:pPr>
-      <w:bookmarkStart w:id="29" w:name="_bookmark34"/>
-      <w:bookmarkEnd w:id="29"/>
+      <w:bookmarkStart w:id="51" w:name="_bookmark34"/>
+      <w:bookmarkEnd w:id="51"/>
       <w:r>
         <w:br w:type="column"/>
       </w:r>
@@ -15498,8 +15916,8 @@
         </w:rPr>
         <w:t xml:space="preserve">Wang, J.K., et al.: Neural RRT*: Learning-Based Optimal Path </w:t>
       </w:r>
-      <w:bookmarkStart w:id="30" w:name="_bookmark35"/>
-      <w:bookmarkEnd w:id="30"/>
+      <w:bookmarkStart w:id="52" w:name="_bookmark35"/>
+      <w:bookmarkEnd w:id="52"/>
       <w:r>
         <w:rPr>
           <w:sz w:val="17"/>
@@ -15550,8 +15968,8 @@
         </w:rPr>
         <w:t xml:space="preserve"> </w:t>
       </w:r>
-      <w:bookmarkStart w:id="31" w:name="_bookmark36"/>
-      <w:bookmarkEnd w:id="31"/>
+      <w:bookmarkStart w:id="53" w:name="_bookmark36"/>
+      <w:bookmarkEnd w:id="53"/>
       <w:r>
         <w:rPr>
           <w:sz w:val="17"/>
@@ -15629,8 +16047,8 @@
         </w:rPr>
         <w:t xml:space="preserve"> </w:t>
       </w:r>
-      <w:bookmarkStart w:id="32" w:name="_bookmark37"/>
-      <w:bookmarkEnd w:id="32"/>
+      <w:bookmarkStart w:id="54" w:name="_bookmark37"/>
+      <w:bookmarkEnd w:id="54"/>
       <w:r>
         <w:fldChar w:fldCharType="begin"/>
       </w:r>
@@ -15784,8 +16202,8 @@
         </w:rPr>
         <w:t xml:space="preserve">planning in high-dimensional configuration spaces. IEEE Trans. Robot. </w:t>
       </w:r>
-      <w:bookmarkStart w:id="33" w:name="_bookmark38"/>
-      <w:bookmarkEnd w:id="33"/>
+      <w:bookmarkStart w:id="55" w:name="_bookmark38"/>
+      <w:bookmarkEnd w:id="55"/>
       <w:r>
         <w:rPr>
           <w:sz w:val="17"/>
@@ -15829,8 +16247,8 @@
         </w:rPr>
         <w:t xml:space="preserve">Wang, J.K., Meng, M.Q.H., Khatib, O.: EB-RRT: Optimal Motion Planning for Mobile Robots. IEEE Trans. Autom. Sci. </w:t>
       </w:r>
-      <w:bookmarkStart w:id="34" w:name="_bookmark39"/>
-      <w:bookmarkEnd w:id="34"/>
+      <w:bookmarkStart w:id="56" w:name="_bookmark39"/>
+      <w:bookmarkEnd w:id="56"/>
       <w:r>
         <w:rPr>
           <w:sz w:val="17"/>
@@ -15874,8 +16292,8 @@
         </w:rPr>
         <w:t xml:space="preserve">Kusuma, M., Riyanto, and C. Machbub.: Humanoid Robot Path Planning and Rerouting Using A-Star Search Algorithm. 2019 IEEE International Conference on Signals and Systems (Icsig- </w:t>
       </w:r>
-      <w:bookmarkStart w:id="35" w:name="_bookmark40"/>
-      <w:bookmarkEnd w:id="35"/>
+      <w:bookmarkStart w:id="57" w:name="_bookmark40"/>
+      <w:bookmarkEnd w:id="57"/>
       <w:r>
         <w:rPr>
           <w:sz w:val="17"/>
@@ -16045,8 +16463,8 @@
         </w:rPr>
         <w:t xml:space="preserve">Planning Algorithm for Open-Chain Robots. IEEE Robotics and Automa- </w:t>
       </w:r>
-      <w:bookmarkStart w:id="36" w:name="_bookmark41"/>
-      <w:bookmarkEnd w:id="36"/>
+      <w:bookmarkStart w:id="58" w:name="_bookmark41"/>
+      <w:bookmarkEnd w:id="58"/>
       <w:r>
         <w:rPr>
           <w:sz w:val="17"/>
@@ -16090,8 +16508,8 @@
         </w:rPr>
         <w:t xml:space="preserve">Wang, W., Zuo, L., Xu, X.: A Learning-based Multi-RRT Approach for Robot Path Planning in Narrow Passages. J. Intell. </w:t>
       </w:r>
-      <w:bookmarkStart w:id="37" w:name="_bookmark42"/>
-      <w:bookmarkEnd w:id="37"/>
+      <w:bookmarkStart w:id="59" w:name="_bookmark42"/>
+      <w:bookmarkEnd w:id="59"/>
       <w:r>
         <w:rPr>
           <w:sz w:val="17"/>
@@ -16627,8 +17045,8 @@
         </w:rPr>
         <w:t xml:space="preserve">Vi. </w:t>
       </w:r>
-      <w:bookmarkStart w:id="38" w:name="_bookmark43"/>
-      <w:bookmarkEnd w:id="38"/>
+      <w:bookmarkStart w:id="60" w:name="_bookmark43"/>
+      <w:bookmarkEnd w:id="60"/>
       <w:r>
         <w:rPr>
           <w:sz w:val="17"/>
@@ -16776,8 +17194,8 @@
         </w:rPr>
         <w:t xml:space="preserve">to Single-Query Path Planning. in Proceedings of the 2000 IEEE International Conference on Robotics and Automation, ICRA </w:t>
       </w:r>
-      <w:bookmarkStart w:id="39" w:name="_bookmark44"/>
-      <w:bookmarkEnd w:id="39"/>
+      <w:bookmarkStart w:id="61" w:name="_bookmark44"/>
+      <w:bookmarkEnd w:id="61"/>
       <w:r>
         <w:rPr>
           <w:sz w:val="17"/>
@@ -17036,8 +17454,8 @@
         </w:rPr>
         <w:t xml:space="preserve"> </w:t>
       </w:r>
-      <w:bookmarkStart w:id="40" w:name="_bookmark45"/>
-      <w:bookmarkEnd w:id="40"/>
+      <w:bookmarkStart w:id="62" w:name="_bookmark45"/>
+      <w:bookmarkEnd w:id="62"/>
       <w:r>
         <w:rPr>
           <w:spacing w:val="-4"/>
@@ -17175,8 +17593,8 @@
         </w:rPr>
         <w:t xml:space="preserve">optimal </w:t>
       </w:r>
-      <w:bookmarkStart w:id="41" w:name="_bookmark46"/>
-      <w:bookmarkEnd w:id="41"/>
+      <w:bookmarkStart w:id="63" w:name="_bookmark46"/>
+      <w:bookmarkEnd w:id="63"/>
       <w:r>
         <w:rPr>
           <w:sz w:val="17"/>
@@ -17220,8 +17638,8 @@
         </w:rPr>
         <w:t xml:space="preserve">Chen, L., et al.: A Fast and Efficient Double-Tree RRT*-Like Sampling-Based Planner Applying on Mobile Robotic Systems. </w:t>
       </w:r>
-      <w:bookmarkStart w:id="42" w:name="_bookmark47"/>
-      <w:bookmarkEnd w:id="42"/>
+      <w:bookmarkStart w:id="64" w:name="_bookmark47"/>
+      <w:bookmarkEnd w:id="64"/>
       <w:r>
         <w:rPr>
           <w:spacing w:val="-2"/>
@@ -17646,8 +18064,8 @@
         </w:rPr>
         <w:t xml:space="preserve">(Iros </w:t>
       </w:r>
-      <w:bookmarkStart w:id="43" w:name="_bookmark48"/>
-      <w:bookmarkEnd w:id="43"/>
+      <w:bookmarkStart w:id="65" w:name="_bookmark48"/>
+      <w:bookmarkEnd w:id="65"/>
       <w:r>
         <w:rPr>
           <w:sz w:val="17"/>
@@ -17691,8 +18109,8 @@
         </w:rPr>
         <w:t xml:space="preserve">, </w:t>
       </w:r>
-      <w:bookmarkStart w:id="44" w:name="_bookmark49"/>
-      <w:bookmarkEnd w:id="44"/>
+      <w:bookmarkStart w:id="66" w:name="_bookmark49"/>
+      <w:bookmarkEnd w:id="66"/>
       <w:r>
         <w:rPr>
           <w:sz w:val="17"/>
@@ -17736,8 +18154,8 @@
         </w:rPr>
         <w:t xml:space="preserve">Qi, J., Yang, H., Sun, H.X.: MOD-RRT*: A Sampling-Based Algorithm for Robot Path Planning in Dynamic Environment. </w:t>
       </w:r>
-      <w:bookmarkStart w:id="45" w:name="_bookmark50"/>
-      <w:bookmarkEnd w:id="45"/>
+      <w:bookmarkStart w:id="67" w:name="_bookmark50"/>
+      <w:bookmarkEnd w:id="67"/>
       <w:r>
         <w:rPr>
           <w:sz w:val="17"/>
@@ -17797,8 +18215,8 @@
         </w:rPr>
         <w:t xml:space="preserve"> </w:t>
       </w:r>
-      <w:bookmarkStart w:id="46" w:name="_bookmark51"/>
-      <w:bookmarkEnd w:id="46"/>
+      <w:bookmarkStart w:id="68" w:name="_bookmark51"/>
+      <w:bookmarkEnd w:id="68"/>
       <w:r>
         <w:fldChar w:fldCharType="begin"/>
       </w:r>
@@ -18237,8 +18655,8 @@
           <w:sz w:val="17"/>
         </w:rPr>
       </w:pPr>
-      <w:bookmarkStart w:id="47" w:name="_bookmark52"/>
-      <w:bookmarkEnd w:id="47"/>
+      <w:bookmarkStart w:id="69" w:name="_bookmark52"/>
+      <w:bookmarkEnd w:id="69"/>
       <w:r>
         <w:rPr>
           <w:sz w:val="17"/>
@@ -18375,8 +18793,8 @@
         </w:rPr>
         <w:t xml:space="preserve">, 1–31 </w:t>
       </w:r>
-      <w:bookmarkStart w:id="48" w:name="_bookmark53"/>
-      <w:bookmarkEnd w:id="48"/>
+      <w:bookmarkStart w:id="70" w:name="_bookmark53"/>
+      <w:bookmarkEnd w:id="70"/>
       <w:r>
         <w:rPr>
           <w:spacing w:val="-2"/>
@@ -18421,8 +18839,8 @@
         </w:rPr>
         <w:t xml:space="preserve">tive Optimization Using Pattern Recognition. in Second Inter- national Conference on Intelligent System Des. Eng. Appl. </w:t>
       </w:r>
-      <w:bookmarkStart w:id="49" w:name="_bookmark54"/>
-      <w:bookmarkEnd w:id="49"/>
+      <w:bookmarkStart w:id="71" w:name="_bookmark54"/>
+      <w:bookmarkEnd w:id="71"/>
       <w:r>
         <w:rPr>
           <w:sz w:val="17"/>
@@ -25872,7 +26290,7 @@
 
 <file path=word/comments.xml><?xml version="1.0" encoding="utf-8"?>
 <w:comments xmlns:wpc="http://schemas.microsoft.com/office/word/2010/wordprocessingCanvas" xmlns:cx="http://schemas.microsoft.com/office/drawing/2014/chartex" xmlns:cx1="http://schemas.microsoft.com/office/drawing/2015/9/8/chartex" xmlns:cx2="http://schemas.microsoft.com/office/drawing/2015/10/21/chartex" xmlns:cx3="http://schemas.microsoft.com/office/drawing/2016/5/9/chartex" xmlns:cx4="http://schemas.microsoft.com/office/drawing/2016/5/10/chartex" xmlns:cx5="http://schemas.microsoft.com/office/drawing/2016/5/11/chartex" xmlns:cx6="http://schemas.microsoft.com/office/drawing/2016/5/12/chartex" xmlns:cx7="http://schemas.microsoft.com/office/drawing/2016/5/13/chartex" xmlns:cx8="http://schemas.microsoft.com/office/drawing/2016/5/14/chartex" xmlns:mc="http://schemas.openxmlformats.org/markup-compatibility/2006" xmlns:aink="http://schemas.microsoft.com/office/drawing/2016/ink" xmlns:am3d="http://schemas.microsoft.com/office/drawing/2017/model3d" xmlns:o="urn:schemas-microsoft-com:office:office" xmlns:oel="http://schemas.microsoft.com/office/2019/extlst" xmlns:r="http://schemas.openxmlformats.org/officeDocument/2006/relationships" xmlns:m="http://schemas.openxmlformats.org/officeDocument/2006/math" xmlns:v="urn:schemas-microsoft-com:vml" xmlns:wp14="http://schemas.microsoft.com/office/word/2010/wordprocessingDrawing" xmlns:wp="http://schemas.openxmlformats.org/drawingml/2006/wordprocessingDrawing" xmlns:w10="urn:schemas-microsoft-com:office:word" xmlns:w="http://schemas.openxmlformats.org/wordprocessingml/2006/main" xmlns:w14="http://schemas.microsoft.com/office/word/2010/wordml" xmlns:w15="http://schemas.microsoft.com/office/word/2012/wordml" xmlns:w16cex="http://schemas.microsoft.com/office/word/2018/wordml/cex" xmlns:w16cid="http://schemas.microsoft.com/office/word/2016/wordml/cid" xmlns:w16="http://schemas.microsoft.com/office/word/2018/wordml" xmlns:w16du="http://schemas.microsoft.com/office/word/2023/wordml/word16du" xmlns:w16sdtdh="http://schemas.microsoft.com/office/word/2020/wordml/sdtdatahash" xmlns:w16sdtfl="http://schemas.microsoft.com/office/word/2024/wordml/sdtformatlock" xmlns:w16se="http://schemas.microsoft.com/office/word/2015/wordml/symex" xmlns:wpg="http://schemas.microsoft.com/office/word/2010/wordprocessingGroup" xmlns:wpi="http://schemas.microsoft.com/office/word/2010/wordprocessingInk" xmlns:wne="http://schemas.microsoft.com/office/word/2006/wordml" xmlns:wps="http://schemas.microsoft.com/office/word/2010/wordprocessingShape" mc:Ignorable="w14 w15 w16se w16cid w16 w16cex w16sdtdh w16sdtfl w16du wp14">
-  <w:comment w:id="3" w:author="兴雨 郭" w:date="2026-01-24T18:31:00Z" w:initials="兴郭">
+  <w:comment w:id="1" w:author="兴雨 郭" w:date="2026-01-25T22:56:00Z" w:initials="兴郭">
     <w:p>
       <w:pPr>
         <w:pStyle w:val="af1"/>
@@ -25887,11 +26305,14 @@
         <w:rPr>
           <w:rFonts w:hint="eastAsia"/>
         </w:rPr>
-        <w:t>第一个要复现的算法，进行对比实验</w:t>
+        <w:t>整篇验证效率高，如</w:t>
+      </w:r>
+      <w:r>
+        <w:t>20%</w:t>
       </w:r>
     </w:p>
   </w:comment>
-  <w:comment w:id="5" w:author="兴雨 郭" w:date="2026-01-25T21:19:00Z" w:initials="兴郭">
+  <w:comment w:id="2" w:author="兴雨 郭" w:date="2026-01-25T22:58:00Z" w:initials="兴郭">
     <w:p>
       <w:pPr>
         <w:pStyle w:val="af1"/>
@@ -25906,7 +26327,473 @@
         <w:rPr>
           <w:rFonts w:hint="eastAsia"/>
         </w:rPr>
+        <w:t>帕累托节点少导致效率高，可以从节点层面讲</w:t>
+      </w:r>
+    </w:p>
+  </w:comment>
+  <w:comment w:id="3" w:author="兴雨 郭" w:date="2026-01-25T23:01:00Z" w:initials="兴郭">
+    <w:p>
+      <w:pPr>
+        <w:pStyle w:val="af1"/>
+      </w:pPr>
+      <w:r>
+        <w:rPr>
+          <w:rStyle w:val="af0"/>
+        </w:rPr>
+        <w:annotationRef/>
+      </w:r>
+      <w:r>
+        <w:rPr>
+          <w:rFonts w:hint="eastAsia"/>
+        </w:rPr>
+        <w:t>比较的对象算法要是我要输出的点，最好是有帕累托的</w:t>
+      </w:r>
+    </w:p>
+  </w:comment>
+  <w:comment w:id="5" w:author="兴雨 郭" w:date="2026-01-25T22:30:00Z" w:initials="兴郭">
+    <w:p>
+      <w:pPr>
+        <w:pStyle w:val="af1"/>
+      </w:pPr>
+      <w:r>
+        <w:rPr>
+          <w:rStyle w:val="af0"/>
+        </w:rPr>
+        <w:annotationRef/>
+      </w:r>
+      <w:r>
+        <w:rPr>
+          <w:rFonts w:hint="eastAsia"/>
+        </w:rPr>
+        <w:t>移除明确俩字，分解成什么集合约束的子问题</w:t>
+      </w:r>
+    </w:p>
+  </w:comment>
+  <w:comment w:id="6" w:author="兴雨 郭" w:date="2026-01-25T22:31:00Z" w:initials="兴郭">
+    <w:p>
+      <w:pPr>
+        <w:pStyle w:val="af1"/>
+      </w:pPr>
+      <w:r>
+        <w:rPr>
+          <w:rStyle w:val="af0"/>
+        </w:rPr>
+        <w:annotationRef/>
+      </w:r>
+      <w:r>
+        <w:rPr>
+          <w:rFonts w:hint="eastAsia"/>
+        </w:rPr>
+        <w:t>或者基于</w:t>
+      </w:r>
+      <w:r>
+        <w:t>PID</w:t>
+      </w:r>
+      <w:r>
+        <w:rPr>
+          <w:rFonts w:hint="eastAsia"/>
+        </w:rPr>
+        <w:t>，自己看着来</w:t>
+      </w:r>
+    </w:p>
+  </w:comment>
+  <w:comment w:id="7" w:author="兴雨 郭" w:date="2026-01-25T22:32:00Z" w:initials="兴郭">
+    <w:p>
+      <w:pPr>
+        <w:pStyle w:val="af1"/>
+      </w:pPr>
+      <w:r>
+        <w:rPr>
+          <w:rStyle w:val="af0"/>
+        </w:rPr>
+        <w:annotationRef/>
+      </w:r>
+      <w:r>
+        <w:rPr>
+          <w:rFonts w:hint="eastAsia"/>
+        </w:rPr>
+        <w:t>评价不写摘要里，写在摘要最后一句，也有指导意义</w:t>
+      </w:r>
+    </w:p>
+  </w:comment>
+  <w:comment w:id="8" w:author="兴雨 郭" w:date="2026-01-25T22:35:00Z" w:initials="兴郭">
+    <w:p>
+      <w:pPr>
+        <w:pStyle w:val="af1"/>
+      </w:pPr>
+      <w:r>
+        <w:rPr>
+          <w:rStyle w:val="af0"/>
+        </w:rPr>
+        <w:annotationRef/>
+      </w:r>
+      <w:r>
+        <w:rPr>
+          <w:rFonts w:hint="eastAsia"/>
+        </w:rPr>
+        <w:t>采用技术性的描述不要评价性的描述</w:t>
+      </w:r>
+    </w:p>
+  </w:comment>
+  <w:comment w:id="9" w:author="兴雨 郭" w:date="2026-01-25T22:35:00Z" w:initials="兴郭">
+    <w:p>
+      <w:pPr>
+        <w:pStyle w:val="af1"/>
+      </w:pPr>
+      <w:r>
+        <w:rPr>
+          <w:rStyle w:val="af0"/>
+        </w:rPr>
+        <w:annotationRef/>
+      </w:r>
+      <w:r>
+        <w:rPr>
+          <w:rFonts w:hint="eastAsia"/>
+        </w:rPr>
+        <w:t>扩写</w:t>
+      </w:r>
+      <w:r>
+        <w:t xml:space="preserve"> </w:t>
+      </w:r>
+      <w:r>
+        <w:rPr>
+          <w:rFonts w:hint="eastAsia"/>
+        </w:rPr>
+        <w:t>这个可以</w:t>
+      </w:r>
+    </w:p>
+  </w:comment>
+  <w:comment w:id="10" w:author="兴雨 郭" w:date="2026-01-25T22:37:00Z" w:initials="兴郭">
+    <w:p>
+      <w:pPr>
+        <w:pStyle w:val="af1"/>
+      </w:pPr>
+      <w:r>
+        <w:rPr>
+          <w:rStyle w:val="af0"/>
+        </w:rPr>
+        <w:annotationRef/>
+      </w:r>
+      <w:r>
+        <w:rPr>
+          <w:rFonts w:hint="eastAsia"/>
+        </w:rPr>
+        <w:t>没有意义，是时间还是距离，节点优越</w:t>
+      </w:r>
+    </w:p>
+  </w:comment>
+  <w:comment w:id="12" w:author="兴雨 郭" w:date="2026-01-24T18:31:00Z" w:initials="兴郭">
+    <w:p>
+      <w:pPr>
+        <w:pStyle w:val="af1"/>
+      </w:pPr>
+      <w:r>
+        <w:rPr>
+          <w:rStyle w:val="af0"/>
+        </w:rPr>
+        <w:annotationRef/>
+      </w:r>
+      <w:r>
+        <w:rPr>
+          <w:rFonts w:hint="eastAsia"/>
+        </w:rPr>
+        <w:t>第一个要复现的算法，进行对比实验</w:t>
+      </w:r>
+    </w:p>
+  </w:comment>
+  <w:comment w:id="14" w:author="兴雨 郭" w:date="2026-01-25T21:19:00Z" w:initials="兴郭">
+    <w:p>
+      <w:pPr>
+        <w:pStyle w:val="af1"/>
+      </w:pPr>
+      <w:r>
+        <w:rPr>
+          <w:rStyle w:val="af0"/>
+        </w:rPr>
+        <w:annotationRef/>
+      </w:r>
+      <w:r>
+        <w:rPr>
+          <w:rFonts w:hint="eastAsia"/>
+        </w:rPr>
         <w:t>第二个算法做对比实验</w:t>
+      </w:r>
+    </w:p>
+  </w:comment>
+  <w:comment w:id="17" w:author="兴雨 郭" w:date="2026-01-25T22:38:00Z" w:initials="兴郭">
+    <w:p>
+      <w:pPr>
+        <w:pStyle w:val="af1"/>
+      </w:pPr>
+      <w:r>
+        <w:rPr>
+          <w:rStyle w:val="af0"/>
+        </w:rPr>
+        <w:annotationRef/>
+      </w:r>
+      <w:r>
+        <w:rPr>
+          <w:rFonts w:hint="eastAsia"/>
+        </w:rPr>
+        <w:t>完善后简化下面公式的部分和评价性废话别提</w:t>
+      </w:r>
+    </w:p>
+  </w:comment>
+  <w:comment w:id="19" w:author="兴雨 郭" w:date="2026-01-25T23:06:00Z" w:initials="兴郭">
+    <w:p>
+      <w:pPr>
+        <w:pStyle w:val="af1"/>
+      </w:pPr>
+      <w:r>
+        <w:rPr>
+          <w:rStyle w:val="af0"/>
+        </w:rPr>
+        <w:annotationRef/>
+      </w:r>
+      <w:r>
+        <w:rPr>
+          <w:rFonts w:hint="eastAsia"/>
+        </w:rPr>
+        <w:t>帕累托可以移除，或者单独写一篇</w:t>
+      </w:r>
+    </w:p>
+  </w:comment>
+  <w:comment w:id="27" w:author="兴雨 郭" w:date="2026-01-25T22:39:00Z" w:initials="兴郭">
+    <w:p>
+      <w:pPr>
+        <w:pStyle w:val="af1"/>
+      </w:pPr>
+      <w:r>
+        <w:rPr>
+          <w:rStyle w:val="af0"/>
+        </w:rPr>
+        <w:annotationRef/>
+      </w:r>
+      <w:r>
+        <w:rPr>
+          <w:rFonts w:hint="eastAsia"/>
+        </w:rPr>
+        <w:t>写结论里不写这</w:t>
+      </w:r>
+    </w:p>
+  </w:comment>
+  <w:comment w:id="29" w:author="兴雨 郭" w:date="2026-01-25T23:09:00Z" w:initials="兴郭">
+    <w:p>
+      <w:pPr>
+        <w:pStyle w:val="af1"/>
+      </w:pPr>
+      <w:r>
+        <w:rPr>
+          <w:rStyle w:val="af0"/>
+        </w:rPr>
+        <w:annotationRef/>
+      </w:r>
+      <w:r>
+        <w:rPr>
+          <w:rFonts w:hint="eastAsia"/>
+        </w:rPr>
+        <w:t>直接写不要</w:t>
+      </w:r>
+      <w:r>
+        <w:t>3.1</w:t>
+      </w:r>
+      <w:r>
+        <w:rPr>
+          <w:rFonts w:hint="eastAsia"/>
+        </w:rPr>
+        <w:t>，</w:t>
+      </w:r>
+      <w:r>
+        <w:t>3.2</w:t>
+      </w:r>
+      <w:r>
+        <w:rPr>
+          <w:rFonts w:hint="eastAsia"/>
+        </w:rPr>
+        <w:t>，</w:t>
+      </w:r>
+      <w:r>
+        <w:t>3.3</w:t>
+      </w:r>
+    </w:p>
+  </w:comment>
+  <w:comment w:id="31" w:author="兴雨 郭" w:date="2026-01-25T23:09:00Z" w:initials="兴郭">
+    <w:p>
+      <w:pPr>
+        <w:pStyle w:val="af1"/>
+      </w:pPr>
+      <w:r>
+        <w:rPr>
+          <w:rStyle w:val="af0"/>
+        </w:rPr>
+        <w:annotationRef/>
+      </w:r>
+      <w:r>
+        <w:rPr>
+          <w:rFonts w:hint="eastAsia"/>
+        </w:rPr>
+        <w:t>最后写一个仿真条件，既包括实验条件又包括算法内容</w:t>
+      </w:r>
+    </w:p>
+  </w:comment>
+  <w:comment w:id="32" w:author="兴雨 郭" w:date="2026-01-25T23:09:00Z" w:initials="兴郭">
+    <w:p>
+      <w:pPr>
+        <w:pStyle w:val="af1"/>
+      </w:pPr>
+      <w:r>
+        <w:rPr>
+          <w:rStyle w:val="af0"/>
+        </w:rPr>
+        <w:annotationRef/>
+      </w:r>
+      <w:r>
+        <w:rPr>
+          <w:rFonts w:hint="eastAsia"/>
+        </w:rPr>
+        <w:t>以及实验数据</w:t>
+      </w:r>
+    </w:p>
+  </w:comment>
+  <w:comment w:id="33" w:author="兴雨 郭" w:date="2026-01-25T23:10:00Z" w:initials="兴郭">
+    <w:p>
+      <w:pPr>
+        <w:pStyle w:val="af1"/>
+      </w:pPr>
+      <w:r>
+        <w:rPr>
+          <w:rStyle w:val="af0"/>
+        </w:rPr>
+        <w:annotationRef/>
+      </w:r>
+      <w:r>
+        <w:rPr>
+          <w:rFonts w:hint="eastAsia"/>
+        </w:rPr>
+        <w:t>包括大论文</w:t>
+      </w:r>
+    </w:p>
+  </w:comment>
+  <w:comment w:id="35" w:author="兴雨 郭" w:date="2026-01-25T22:53:00Z" w:initials="兴郭">
+    <w:p>
+      <w:pPr>
+        <w:pStyle w:val="af1"/>
+      </w:pPr>
+      <w:r>
+        <w:rPr>
+          <w:rStyle w:val="af0"/>
+        </w:rPr>
+        <w:annotationRef/>
+      </w:r>
+      <w:r>
+        <w:rPr>
+          <w:rFonts w:hint="eastAsia"/>
+        </w:rPr>
+        <w:t>这段没用</w:t>
+      </w:r>
+    </w:p>
+  </w:comment>
+  <w:comment w:id="36" w:author="兴雨 郭" w:date="2026-01-25T23:25:00Z" w:initials="兴郭">
+    <w:p>
+      <w:pPr>
+        <w:pStyle w:val="af1"/>
+      </w:pPr>
+      <w:r>
+        <w:rPr>
+          <w:rStyle w:val="af0"/>
+        </w:rPr>
+        <w:annotationRef/>
+      </w:r>
+      <w:r>
+        <w:rPr>
+          <w:rFonts w:hint="eastAsia"/>
+        </w:rPr>
+        <w:t>关于稳定性方面，直接讲通过</w:t>
+      </w:r>
+      <w:r>
+        <w:t>2000</w:t>
+      </w:r>
+      <w:r>
+        <w:rPr>
+          <w:rFonts w:hint="eastAsia"/>
+        </w:rPr>
+        <w:t>次实验证明稳定性</w:t>
+      </w:r>
+    </w:p>
+  </w:comment>
+  <w:comment w:id="37" w:author="兴雨 郭" w:date="2026-01-25T23:15:00Z" w:initials="兴郭">
+    <w:p>
+      <w:pPr>
+        <w:pStyle w:val="af1"/>
+      </w:pPr>
+      <w:r>
+        <w:rPr>
+          <w:rStyle w:val="af0"/>
+        </w:rPr>
+        <w:annotationRef/>
+      </w:r>
+      <w:r>
+        <w:rPr>
+          <w:rFonts w:hint="eastAsia"/>
+        </w:rPr>
+        <w:t>可以直接不用做实验，或借用某某算法论文获取最优参数</w:t>
+      </w:r>
+    </w:p>
+  </w:comment>
+  <w:comment w:id="38" w:author="兴雨 郭" w:date="2026-01-25T23:16:00Z" w:initials="兴郭">
+    <w:p>
+      <w:pPr>
+        <w:pStyle w:val="af1"/>
+      </w:pPr>
+      <w:r>
+        <w:rPr>
+          <w:rStyle w:val="af0"/>
+        </w:rPr>
+        <w:annotationRef/>
+      </w:r>
+      <w:r>
+        <w:rPr>
+          <w:rFonts w:hint="eastAsia"/>
+        </w:rPr>
+        <w:t>这个要做，主要是这个</w:t>
+      </w:r>
+    </w:p>
+  </w:comment>
+  <w:comment w:id="39" w:author="兴雨 郭" w:date="2026-01-25T23:17:00Z" w:initials="兴郭">
+    <w:p>
+      <w:pPr>
+        <w:pStyle w:val="af1"/>
+      </w:pPr>
+      <w:r>
+        <w:rPr>
+          <w:rStyle w:val="af0"/>
+        </w:rPr>
+        <w:annotationRef/>
+      </w:r>
+      <w:r>
+        <w:rPr>
+          <w:rFonts w:hint="eastAsia"/>
+        </w:rPr>
+        <w:t>不要东边一个西边一个</w:t>
+      </w:r>
+    </w:p>
+  </w:comment>
+  <w:comment w:id="40" w:author="兴雨 郭" w:date="2026-01-25T23:35:00Z" w:initials="兴郭">
+    <w:p>
+      <w:pPr>
+        <w:pStyle w:val="af1"/>
+      </w:pPr>
+      <w:r>
+        <w:rPr>
+          <w:rStyle w:val="af0"/>
+        </w:rPr>
+        <w:annotationRef/>
+      </w:r>
+      <w:r>
+        <w:rPr>
+          <w:rFonts w:hint="eastAsia"/>
+        </w:rPr>
+        <w:t>不要复现别人的实验，直接借用数据，语言描述后环境配置一样就可以</w:t>
       </w:r>
     </w:p>
   </w:comment>
@@ -25915,22 +26802,88 @@
 
 <file path=word/commentsExtended.xml><?xml version="1.0" encoding="utf-8"?>
 <w15:commentsEx xmlns:wpc="http://schemas.microsoft.com/office/word/2010/wordprocessingCanvas" xmlns:cx="http://schemas.microsoft.com/office/drawing/2014/chartex" xmlns:cx1="http://schemas.microsoft.com/office/drawing/2015/9/8/chartex" xmlns:cx2="http://schemas.microsoft.com/office/drawing/2015/10/21/chartex" xmlns:cx3="http://schemas.microsoft.com/office/drawing/2016/5/9/chartex" xmlns:cx4="http://schemas.microsoft.com/office/drawing/2016/5/10/chartex" xmlns:cx5="http://schemas.microsoft.com/office/drawing/2016/5/11/chartex" xmlns:cx6="http://schemas.microsoft.com/office/drawing/2016/5/12/chartex" xmlns:cx7="http://schemas.microsoft.com/office/drawing/2016/5/13/chartex" xmlns:cx8="http://schemas.microsoft.com/office/drawing/2016/5/14/chartex" xmlns:mc="http://schemas.openxmlformats.org/markup-compatibility/2006" xmlns:aink="http://schemas.microsoft.com/office/drawing/2016/ink" xmlns:am3d="http://schemas.microsoft.com/office/drawing/2017/model3d" xmlns:o="urn:schemas-microsoft-com:office:office" xmlns:oel="http://schemas.microsoft.com/office/2019/extlst" xmlns:r="http://schemas.openxmlformats.org/officeDocument/2006/relationships" xmlns:m="http://schemas.openxmlformats.org/officeDocument/2006/math" xmlns:v="urn:schemas-microsoft-com:vml" xmlns:wp14="http://schemas.microsoft.com/office/word/2010/wordprocessingDrawing" xmlns:wp="http://schemas.openxmlformats.org/drawingml/2006/wordprocessingDrawing" xmlns:w10="urn:schemas-microsoft-com:office:word" xmlns:w="http://schemas.openxmlformats.org/wordprocessingml/2006/main" xmlns:w14="http://schemas.microsoft.com/office/word/2010/wordml" xmlns:w15="http://schemas.microsoft.com/office/word/2012/wordml" xmlns:w16cex="http://schemas.microsoft.com/office/word/2018/wordml/cex" xmlns:w16cid="http://schemas.microsoft.com/office/word/2016/wordml/cid" xmlns:w16="http://schemas.microsoft.com/office/word/2018/wordml" xmlns:w16du="http://schemas.microsoft.com/office/word/2023/wordml/word16du" xmlns:w16sdtdh="http://schemas.microsoft.com/office/word/2020/wordml/sdtdatahash" xmlns:w16sdtfl="http://schemas.microsoft.com/office/word/2024/wordml/sdtformatlock" xmlns:w16se="http://schemas.microsoft.com/office/word/2015/wordml/symex" xmlns:wpg="http://schemas.microsoft.com/office/word/2010/wordprocessingGroup" xmlns:wpi="http://schemas.microsoft.com/office/word/2010/wordprocessingInk" xmlns:wne="http://schemas.microsoft.com/office/word/2006/wordml" xmlns:wps="http://schemas.microsoft.com/office/word/2010/wordprocessingShape" mc:Ignorable="w14 w15 w16se w16cid w16 w16cex w16sdtdh w16sdtfl w16du wp14">
+  <w15:commentEx w15:paraId="6D8CD6A0" w15:done="0"/>
+  <w15:commentEx w15:paraId="5CA664E4" w15:paraIdParent="6D8CD6A0" w15:done="0"/>
+  <w15:commentEx w15:paraId="348E3033" w15:paraIdParent="6D8CD6A0" w15:done="0"/>
+  <w15:commentEx w15:paraId="48D378CE" w15:done="0"/>
+  <w15:commentEx w15:paraId="6905490A" w15:paraIdParent="48D378CE" w15:done="0"/>
+  <w15:commentEx w15:paraId="7E5D0AF7" w15:done="0"/>
+  <w15:commentEx w15:paraId="62768A3E" w15:done="0"/>
+  <w15:commentEx w15:paraId="770B3817" w15:done="0"/>
+  <w15:commentEx w15:paraId="619F7DA0" w15:done="0"/>
   <w15:commentEx w15:paraId="4EF970B9" w15:done="0"/>
   <w15:commentEx w15:paraId="678FE41D" w15:done="0"/>
+  <w15:commentEx w15:paraId="6C949152" w15:done="0"/>
+  <w15:commentEx w15:paraId="1C51DAB4" w15:done="0"/>
+  <w15:commentEx w15:paraId="054005E0" w15:done="0"/>
+  <w15:commentEx w15:paraId="2038CDCD" w15:done="0"/>
+  <w15:commentEx w15:paraId="5483F29A" w15:done="0"/>
+  <w15:commentEx w15:paraId="5E55200D" w15:paraIdParent="5483F29A" w15:done="0"/>
+  <w15:commentEx w15:paraId="610A200F" w15:paraIdParent="5483F29A" w15:done="0"/>
+  <w15:commentEx w15:paraId="292D5284" w15:done="0"/>
+  <w15:commentEx w15:paraId="4348E32F" w15:paraIdParent="292D5284" w15:done="0"/>
+  <w15:commentEx w15:paraId="4103CDEB" w15:done="0"/>
+  <w15:commentEx w15:paraId="6B0B3B12" w15:done="0"/>
+  <w15:commentEx w15:paraId="5ED57023" w15:paraIdParent="6B0B3B12" w15:done="0"/>
+  <w15:commentEx w15:paraId="79039180" w15:paraIdParent="6B0B3B12" w15:done="0"/>
 </w15:commentsEx>
 </file>
 
 <file path=word/commentsExtensible.xml><?xml version="1.0" encoding="utf-8"?>
 <w16cex:commentsExtensible xmlns:wpc="http://schemas.microsoft.com/office/word/2010/wordprocessingCanvas" xmlns:cx="http://schemas.microsoft.com/office/drawing/2014/chartex" xmlns:cx1="http://schemas.microsoft.com/office/drawing/2015/9/8/chartex" xmlns:cx2="http://schemas.microsoft.com/office/drawing/2015/10/21/chartex" xmlns:cx3="http://schemas.microsoft.com/office/drawing/2016/5/9/chartex" xmlns:cx4="http://schemas.microsoft.com/office/drawing/2016/5/10/chartex" xmlns:cx5="http://schemas.microsoft.com/office/drawing/2016/5/11/chartex" xmlns:cx6="http://schemas.microsoft.com/office/drawing/2016/5/12/chartex" xmlns:cx7="http://schemas.microsoft.com/office/drawing/2016/5/13/chartex" xmlns:cx8="http://schemas.microsoft.com/office/drawing/2016/5/14/chartex" xmlns:cr="http://schemas.microsoft.com/office/comments/2020/reactions" xmlns:mc="http://schemas.openxmlformats.org/markup-compatibility/2006" xmlns:aink="http://schemas.microsoft.com/office/drawing/2016/ink" xmlns:am3d="http://schemas.microsoft.com/office/drawing/2017/model3d" xmlns:o="urn:schemas-microsoft-com:office:office" xmlns:oel="http://schemas.microsoft.com/office/2019/extlst" xmlns:r="http://schemas.openxmlformats.org/officeDocument/2006/relationships" xmlns:m="http://schemas.openxmlformats.org/officeDocument/2006/math" xmlns:v="urn:schemas-microsoft-com:vml" xmlns:wp14="http://schemas.microsoft.com/office/word/2010/wordprocessingDrawing" xmlns:wp="http://schemas.openxmlformats.org/drawingml/2006/wordprocessingDrawing" xmlns:w10="urn:schemas-microsoft-com:office:word" xmlns:w="http://schemas.openxmlformats.org/wordprocessingml/2006/main" xmlns:w14="http://schemas.microsoft.com/office/word/2010/wordml" xmlns:w15="http://schemas.microsoft.com/office/word/2012/wordml" xmlns:w16cex="http://schemas.microsoft.com/office/word/2018/wordml/cex" xmlns:w16cid="http://schemas.microsoft.com/office/word/2016/wordml/cid" xmlns:w16="http://schemas.microsoft.com/office/word/2018/wordml" xmlns:w16du="http://schemas.microsoft.com/office/word/2023/wordml/word16du" xmlns:w16sdtdh="http://schemas.microsoft.com/office/word/2020/wordml/sdtdatahash" xmlns:w16sdtfl="http://schemas.microsoft.com/office/word/2024/wordml/sdtformatlock" xmlns:w16se="http://schemas.microsoft.com/office/word/2015/wordml/symex" xmlns:wpg="http://schemas.microsoft.com/office/word/2010/wordprocessingGroup" xmlns:wpi="http://schemas.microsoft.com/office/word/2010/wordprocessingInk" xmlns:wne="http://schemas.microsoft.com/office/word/2006/wordml" xmlns:wps="http://schemas.microsoft.com/office/word/2010/wordprocessingShape" mc:Ignorable="w14 w15 w16se w16cid w16 w16cex w16sdtdh w16sdtfl cr w16du wp14">
+  <w16cex:commentExtensible w16cex:durableId="7C5812B1" w16cex:dateUtc="2026-01-25T14:56:00Z"/>
+  <w16cex:commentExtensible w16cex:durableId="7D9C74A7" w16cex:dateUtc="2026-01-25T14:58:00Z"/>
+  <w16cex:commentExtensible w16cex:durableId="3CD13841" w16cex:dateUtc="2026-01-25T15:01:00Z"/>
+  <w16cex:commentExtensible w16cex:durableId="6195F55E" w16cex:dateUtc="2026-01-25T14:30:00Z"/>
+  <w16cex:commentExtensible w16cex:durableId="4142B715" w16cex:dateUtc="2026-01-25T14:31:00Z"/>
+  <w16cex:commentExtensible w16cex:durableId="0F318979" w16cex:dateUtc="2026-01-25T14:32:00Z"/>
+  <w16cex:commentExtensible w16cex:durableId="02FBC4CE" w16cex:dateUtc="2026-01-25T14:35:00Z"/>
+  <w16cex:commentExtensible w16cex:durableId="6AD58DE5" w16cex:dateUtc="2026-01-25T14:35:00Z"/>
+  <w16cex:commentExtensible w16cex:durableId="2E5DEE61" w16cex:dateUtc="2026-01-25T14:37:00Z"/>
   <w16cex:commentExtensible w16cex:durableId="6C38E967" w16cex:dateUtc="2026-01-24T10:31:00Z"/>
   <w16cex:commentExtensible w16cex:durableId="68C891D2" w16cex:dateUtc="2026-01-25T13:19:00Z"/>
+  <w16cex:commentExtensible w16cex:durableId="607E081B" w16cex:dateUtc="2026-01-25T14:38:00Z"/>
+  <w16cex:commentExtensible w16cex:durableId="42D94704" w16cex:dateUtc="2026-01-25T15:06:00Z"/>
+  <w16cex:commentExtensible w16cex:durableId="2156F2D4" w16cex:dateUtc="2026-01-25T14:39:00Z"/>
+  <w16cex:commentExtensible w16cex:durableId="2B492721" w16cex:dateUtc="2026-01-25T15:09:00Z"/>
+  <w16cex:commentExtensible w16cex:durableId="00CE4E14" w16cex:dateUtc="2026-01-25T15:09:00Z"/>
+  <w16cex:commentExtensible w16cex:durableId="73712931" w16cex:dateUtc="2026-01-25T15:09:00Z"/>
+  <w16cex:commentExtensible w16cex:durableId="09843566" w16cex:dateUtc="2026-01-25T15:10:00Z"/>
+  <w16cex:commentExtensible w16cex:durableId="0A232AB4" w16cex:dateUtc="2026-01-25T14:53:00Z"/>
+  <w16cex:commentExtensible w16cex:durableId="2B2297B3" w16cex:dateUtc="2026-01-25T15:25:00Z"/>
+  <w16cex:commentExtensible w16cex:durableId="2A7D2749" w16cex:dateUtc="2026-01-25T15:15:00Z"/>
+  <w16cex:commentExtensible w16cex:durableId="13D01893" w16cex:dateUtc="2026-01-25T15:16:00Z"/>
+  <w16cex:commentExtensible w16cex:durableId="6C9C2831" w16cex:dateUtc="2026-01-25T15:17:00Z"/>
+  <w16cex:commentExtensible w16cex:durableId="38ECDC24" w16cex:dateUtc="2026-01-25T15:35:00Z"/>
 </w16cex:commentsExtensible>
 </file>
 
 <file path=word/commentsIds.xml><?xml version="1.0" encoding="utf-8"?>
 <w16cid:commentsIds xmlns:wpc="http://schemas.microsoft.com/office/word/2010/wordprocessingCanvas" xmlns:cx="http://schemas.microsoft.com/office/drawing/2014/chartex" xmlns:cx1="http://schemas.microsoft.com/office/drawing/2015/9/8/chartex" xmlns:cx2="http://schemas.microsoft.com/office/drawing/2015/10/21/chartex" xmlns:cx3="http://schemas.microsoft.com/office/drawing/2016/5/9/chartex" xmlns:cx4="http://schemas.microsoft.com/office/drawing/2016/5/10/chartex" xmlns:cx5="http://schemas.microsoft.com/office/drawing/2016/5/11/chartex" xmlns:cx6="http://schemas.microsoft.com/office/drawing/2016/5/12/chartex" xmlns:cx7="http://schemas.microsoft.com/office/drawing/2016/5/13/chartex" xmlns:cx8="http://schemas.microsoft.com/office/drawing/2016/5/14/chartex" xmlns:mc="http://schemas.openxmlformats.org/markup-compatibility/2006" xmlns:aink="http://schemas.microsoft.com/office/drawing/2016/ink" xmlns:am3d="http://schemas.microsoft.com/office/drawing/2017/model3d" xmlns:o="urn:schemas-microsoft-com:office:office" xmlns:oel="http://schemas.microsoft.com/office/2019/extlst" xmlns:r="http://schemas.openxmlformats.org/officeDocument/2006/relationships" xmlns:m="http://schemas.openxmlformats.org/officeDocument/2006/math" xmlns:v="urn:schemas-microsoft-com:vml" xmlns:wp14="http://schemas.microsoft.com/office/word/2010/wordprocessingDrawing" xmlns:wp="http://schemas.openxmlformats.org/drawingml/2006/wordprocessingDrawing" xmlns:w10="urn:schemas-microsoft-com:office:word" xmlns:w="http://schemas.openxmlformats.org/wordprocessingml/2006/main" xmlns:w14="http://schemas.microsoft.com/office/word/2010/wordml" xmlns:w15="http://schemas.microsoft.com/office/word/2012/wordml" xmlns:w16cex="http://schemas.microsoft.com/office/word/2018/wordml/cex" xmlns:w16cid="http://schemas.microsoft.com/office/word/2016/wordml/cid" xmlns:w16="http://schemas.microsoft.com/office/word/2018/wordml" xmlns:w16du="http://schemas.microsoft.com/office/word/2023/wordml/word16du" xmlns:w16sdtdh="http://schemas.microsoft.com/office/word/2020/wordml/sdtdatahash" xmlns:w16sdtfl="http://schemas.microsoft.com/office/word/2024/wordml/sdtformatlock" xmlns:w16se="http://schemas.microsoft.com/office/word/2015/wordml/symex" xmlns:wpg="http://schemas.microsoft.com/office/word/2010/wordprocessingGroup" xmlns:wpi="http://schemas.microsoft.com/office/word/2010/wordprocessingInk" xmlns:wne="http://schemas.microsoft.com/office/word/2006/wordml" xmlns:wps="http://schemas.microsoft.com/office/word/2010/wordprocessingShape" mc:Ignorable="w14 w15 w16se w16cid w16 w16cex w16sdtdh w16sdtfl w16du wp14">
+  <w16cid:commentId w16cid:paraId="6D8CD6A0" w16cid:durableId="7C5812B1"/>
+  <w16cid:commentId w16cid:paraId="5CA664E4" w16cid:durableId="7D9C74A7"/>
+  <w16cid:commentId w16cid:paraId="348E3033" w16cid:durableId="3CD13841"/>
+  <w16cid:commentId w16cid:paraId="48D378CE" w16cid:durableId="6195F55E"/>
+  <w16cid:commentId w16cid:paraId="6905490A" w16cid:durableId="4142B715"/>
+  <w16cid:commentId w16cid:paraId="7E5D0AF7" w16cid:durableId="0F318979"/>
+  <w16cid:commentId w16cid:paraId="62768A3E" w16cid:durableId="02FBC4CE"/>
+  <w16cid:commentId w16cid:paraId="770B3817" w16cid:durableId="6AD58DE5"/>
+  <w16cid:commentId w16cid:paraId="619F7DA0" w16cid:durableId="2E5DEE61"/>
   <w16cid:commentId w16cid:paraId="4EF970B9" w16cid:durableId="6C38E967"/>
   <w16cid:commentId w16cid:paraId="678FE41D" w16cid:durableId="68C891D2"/>
+  <w16cid:commentId w16cid:paraId="6C949152" w16cid:durableId="607E081B"/>
+  <w16cid:commentId w16cid:paraId="1C51DAB4" w16cid:durableId="42D94704"/>
+  <w16cid:commentId w16cid:paraId="054005E0" w16cid:durableId="2156F2D4"/>
+  <w16cid:commentId w16cid:paraId="2038CDCD" w16cid:durableId="2B492721"/>
+  <w16cid:commentId w16cid:paraId="5483F29A" w16cid:durableId="00CE4E14"/>
+  <w16cid:commentId w16cid:paraId="5E55200D" w16cid:durableId="73712931"/>
+  <w16cid:commentId w16cid:paraId="610A200F" w16cid:durableId="09843566"/>
+  <w16cid:commentId w16cid:paraId="292D5284" w16cid:durableId="0A232AB4"/>
+  <w16cid:commentId w16cid:paraId="4348E32F" w16cid:durableId="2B2297B3"/>
+  <w16cid:commentId w16cid:paraId="4103CDEB" w16cid:durableId="2A7D2749"/>
+  <w16cid:commentId w16cid:paraId="6B0B3B12" w16cid:durableId="13D01893"/>
+  <w16cid:commentId w16cid:paraId="5ED57023" w16cid:durableId="6C9C2831"/>
+  <w16cid:commentId w16cid:paraId="79039180" w16cid:durableId="38ECDC24"/>
 </w16cid:commentsIds>
 </file>
 
@@ -27868,6 +28821,95 @@
     </w:lvl>
   </w:abstractNum>
   <w:abstractNum w:abstractNumId="15" w15:restartNumberingAfterBreak="0">
+    <w:nsid w:val="54F57096"/>
+    <w:multiLevelType w:val="hybridMultilevel"/>
+    <w:tmpl w:val="D7F8E680"/>
+    <w:lvl w:ilvl="0" w:tplc="A0929482">
+      <w:start w:val="1"/>
+      <w:numFmt w:val="decimal"/>
+      <w:lvlText w:val="%1、"/>
+      <w:lvlJc w:val="left"/>
+      <w:pPr>
+        <w:ind w:left="360" w:hanging="360"/>
+      </w:pPr>
+      <w:rPr>
+        <w:rFonts w:hint="default"/>
+      </w:rPr>
+    </w:lvl>
+    <w:lvl w:ilvl="1" w:tplc="04090019" w:tentative="1">
+      <w:start w:val="1"/>
+      <w:numFmt w:val="lowerLetter"/>
+      <w:lvlText w:val="%2)"/>
+      <w:lvlJc w:val="left"/>
+      <w:pPr>
+        <w:ind w:left="880" w:hanging="440"/>
+      </w:pPr>
+    </w:lvl>
+    <w:lvl w:ilvl="2" w:tplc="0409001B" w:tentative="1">
+      <w:start w:val="1"/>
+      <w:numFmt w:val="lowerRoman"/>
+      <w:lvlText w:val="%3."/>
+      <w:lvlJc w:val="right"/>
+      <w:pPr>
+        <w:ind w:left="1320" w:hanging="440"/>
+      </w:pPr>
+    </w:lvl>
+    <w:lvl w:ilvl="3" w:tplc="0409000F" w:tentative="1">
+      <w:start w:val="1"/>
+      <w:numFmt w:val="decimal"/>
+      <w:lvlText w:val="%4."/>
+      <w:lvlJc w:val="left"/>
+      <w:pPr>
+        <w:ind w:left="1760" w:hanging="440"/>
+      </w:pPr>
+    </w:lvl>
+    <w:lvl w:ilvl="4" w:tplc="04090019" w:tentative="1">
+      <w:start w:val="1"/>
+      <w:numFmt w:val="lowerLetter"/>
+      <w:lvlText w:val="%5)"/>
+      <w:lvlJc w:val="left"/>
+      <w:pPr>
+        <w:ind w:left="2200" w:hanging="440"/>
+      </w:pPr>
+    </w:lvl>
+    <w:lvl w:ilvl="5" w:tplc="0409001B" w:tentative="1">
+      <w:start w:val="1"/>
+      <w:numFmt w:val="lowerRoman"/>
+      <w:lvlText w:val="%6."/>
+      <w:lvlJc w:val="right"/>
+      <w:pPr>
+        <w:ind w:left="2640" w:hanging="440"/>
+      </w:pPr>
+    </w:lvl>
+    <w:lvl w:ilvl="6" w:tplc="0409000F" w:tentative="1">
+      <w:start w:val="1"/>
+      <w:numFmt w:val="decimal"/>
+      <w:lvlText w:val="%7."/>
+      <w:lvlJc w:val="left"/>
+      <w:pPr>
+        <w:ind w:left="3080" w:hanging="440"/>
+      </w:pPr>
+    </w:lvl>
+    <w:lvl w:ilvl="7" w:tplc="04090019" w:tentative="1">
+      <w:start w:val="1"/>
+      <w:numFmt w:val="lowerLetter"/>
+      <w:lvlText w:val="%8)"/>
+      <w:lvlJc w:val="left"/>
+      <w:pPr>
+        <w:ind w:left="3520" w:hanging="440"/>
+      </w:pPr>
+    </w:lvl>
+    <w:lvl w:ilvl="8" w:tplc="0409001B" w:tentative="1">
+      <w:start w:val="1"/>
+      <w:numFmt w:val="lowerRoman"/>
+      <w:lvlText w:val="%9."/>
+      <w:lvlJc w:val="right"/>
+      <w:pPr>
+        <w:ind w:left="3960" w:hanging="440"/>
+      </w:pPr>
+    </w:lvl>
+  </w:abstractNum>
+  <w:abstractNum w:abstractNumId="16" w15:restartNumberingAfterBreak="0">
     <w:nsid w:val="59D752F3"/>
     <w:multiLevelType w:val="multilevel"/>
     <w:tmpl w:val="ED9AC766"/>
@@ -27984,7 +29026,7 @@
       </w:pPr>
     </w:lvl>
   </w:abstractNum>
-  <w:abstractNum w:abstractNumId="16" w15:restartNumberingAfterBreak="0">
+  <w:abstractNum w:abstractNumId="17" w15:restartNumberingAfterBreak="0">
     <w:nsid w:val="6BBCFA0B"/>
     <w:multiLevelType w:val="multilevel"/>
     <w:tmpl w:val="00000000"/>
@@ -28121,7 +29163,7 @@
       </w:rPr>
     </w:lvl>
   </w:abstractNum>
-  <w:abstractNum w:abstractNumId="17" w15:restartNumberingAfterBreak="0">
+  <w:abstractNum w:abstractNumId="18" w15:restartNumberingAfterBreak="0">
     <w:nsid w:val="6C9B35A0"/>
     <w:multiLevelType w:val="hybridMultilevel"/>
     <w:tmpl w:val="8B941A2C"/>
@@ -28210,7 +29252,7 @@
       </w:pPr>
     </w:lvl>
   </w:abstractNum>
-  <w:abstractNum w:abstractNumId="18" w15:restartNumberingAfterBreak="0">
+  <w:abstractNum w:abstractNumId="19" w15:restartNumberingAfterBreak="0">
     <w:nsid w:val="6E0E69F5"/>
     <w:multiLevelType w:val="multilevel"/>
     <w:tmpl w:val="33524004"/>
@@ -28359,7 +29401,7 @@
       </w:rPr>
     </w:lvl>
   </w:abstractNum>
-  <w:abstractNum w:abstractNumId="19" w15:restartNumberingAfterBreak="0">
+  <w:abstractNum w:abstractNumId="20" w15:restartNumberingAfterBreak="0">
     <w:nsid w:val="702F01FD"/>
     <w:multiLevelType w:val="multilevel"/>
     <w:tmpl w:val="0FA0ECC4"/>
@@ -28508,7 +29550,7 @@
       </w:rPr>
     </w:lvl>
   </w:abstractNum>
-  <w:abstractNum w:abstractNumId="20" w15:restartNumberingAfterBreak="0">
+  <w:abstractNum w:abstractNumId="21" w15:restartNumberingAfterBreak="0">
     <w:nsid w:val="70C91DB0"/>
     <w:multiLevelType w:val="multilevel"/>
     <w:tmpl w:val="50402EA8"/>
@@ -28657,7 +29699,7 @@
       </w:rPr>
     </w:lvl>
   </w:abstractNum>
-  <w:abstractNum w:abstractNumId="21" w15:restartNumberingAfterBreak="0">
+  <w:abstractNum w:abstractNumId="22" w15:restartNumberingAfterBreak="0">
     <w:nsid w:val="718707CA"/>
     <w:multiLevelType w:val="multilevel"/>
     <w:tmpl w:val="EA987F62"/>
@@ -28806,7 +29848,7 @@
       </w:rPr>
     </w:lvl>
   </w:abstractNum>
-  <w:abstractNum w:abstractNumId="22" w15:restartNumberingAfterBreak="0">
+  <w:abstractNum w:abstractNumId="23" w15:restartNumberingAfterBreak="0">
     <w:nsid w:val="761B3917"/>
     <w:multiLevelType w:val="multilevel"/>
     <w:tmpl w:val="DA7C68BE"/>
@@ -28955,7 +29997,7 @@
       </w:rPr>
     </w:lvl>
   </w:abstractNum>
-  <w:abstractNum w:abstractNumId="23" w15:restartNumberingAfterBreak="0">
+  <w:abstractNum w:abstractNumId="24" w15:restartNumberingAfterBreak="0">
     <w:nsid w:val="7D0D20BF"/>
     <w:multiLevelType w:val="hybridMultilevel"/>
     <w:tmpl w:val="47A29B6E"/>
@@ -29057,25 +30099,25 @@
     <w:abstractNumId w:val="11"/>
   </w:num>
   <w:num w:numId="5" w16cid:durableId="1208179476">
-    <w:abstractNumId w:val="16"/>
+    <w:abstractNumId w:val="17"/>
   </w:num>
   <w:num w:numId="6" w16cid:durableId="438337384">
-    <w:abstractNumId w:val="23"/>
+    <w:abstractNumId w:val="24"/>
   </w:num>
   <w:num w:numId="7" w16cid:durableId="1849323101">
-    <w:abstractNumId w:val="19"/>
+    <w:abstractNumId w:val="20"/>
   </w:num>
   <w:num w:numId="8" w16cid:durableId="455177939">
-    <w:abstractNumId w:val="21"/>
+    <w:abstractNumId w:val="22"/>
   </w:num>
   <w:num w:numId="9" w16cid:durableId="1778210238">
     <w:abstractNumId w:val="3"/>
   </w:num>
   <w:num w:numId="10" w16cid:durableId="919414628">
-    <w:abstractNumId w:val="20"/>
+    <w:abstractNumId w:val="21"/>
   </w:num>
   <w:num w:numId="11" w16cid:durableId="1274560829">
-    <w:abstractNumId w:val="22"/>
+    <w:abstractNumId w:val="23"/>
   </w:num>
   <w:num w:numId="12" w16cid:durableId="579019139">
     <w:abstractNumId w:val="13"/>
@@ -29099,7 +30141,7 @@
     <w:abstractNumId w:val="14"/>
   </w:num>
   <w:num w:numId="19" w16cid:durableId="240990695">
-    <w:abstractNumId w:val="17"/>
+    <w:abstractNumId w:val="18"/>
   </w:num>
   <w:num w:numId="20" w16cid:durableId="1519542927">
     <w:abstractNumId w:val="12"/>
@@ -29108,13 +30150,16 @@
     <w:abstractNumId w:val="10"/>
   </w:num>
   <w:num w:numId="22" w16cid:durableId="925384669">
-    <w:abstractNumId w:val="18"/>
+    <w:abstractNumId w:val="19"/>
   </w:num>
   <w:num w:numId="23" w16cid:durableId="544297396">
-    <w:abstractNumId w:val="15"/>
+    <w:abstractNumId w:val="16"/>
   </w:num>
   <w:num w:numId="24" w16cid:durableId="1756391665">
     <w:abstractNumId w:val="4"/>
+  </w:num>
+  <w:num w:numId="25" w16cid:durableId="1944459810">
+    <w:abstractNumId w:val="15"/>
   </w:num>
 </w:numbering>
 </file>
@@ -29605,6 +30650,7 @@
   <w:style w:type="character" w:default="1" w:styleId="a0">
     <w:name w:val="Default Paragraph Font"/>
     <w:uiPriority w:val="1"/>
+    <w:semiHidden/>
     <w:unhideWhenUsed/>
   </w:style>
   <w:style w:type="table" w:default="1" w:styleId="a1">
